--- a/БКС/часть 2/lab4.docx
+++ b/БКС/часть 2/lab4.docx
@@ -130,7 +130,29 @@
           <w:szCs w:val="28"/>
         </w:rPr>
         <w:br/>
-        <w:t>(СПбГУТ)</w:t>
+        <w:t>(</w:t>
+      </w:r>
+      <w:proofErr w:type="spellStart"/>
+      <w:r>
+        <w:rPr>
+          <w:rFonts w:ascii="Times New Roman" w:hAnsi="Times New Roman" w:cs="Times New Roman"/>
+          <w:b/>
+          <w:bCs/>
+          <w:sz w:val="28"/>
+          <w:szCs w:val="28"/>
+        </w:rPr>
+        <w:t>СПбГУТ</w:t>
+      </w:r>
+      <w:proofErr w:type="spellEnd"/>
+      <w:r>
+        <w:rPr>
+          <w:rFonts w:ascii="Times New Roman" w:hAnsi="Times New Roman" w:cs="Times New Roman"/>
+          <w:b/>
+          <w:bCs/>
+          <w:sz w:val="28"/>
+          <w:szCs w:val="28"/>
+        </w:rPr>
+        <w:t>)</w:t>
       </w:r>
       <w:bookmarkEnd w:id="0"/>
       <w:r>
@@ -489,13 +511,23 @@
         </w:rPr>
         <w:t xml:space="preserve">: </w:t>
       </w:r>
-      <w:r>
-        <w:rPr>
-          <w:rFonts w:ascii="Times New Roman" w:hAnsi="Times New Roman" w:cs="Times New Roman"/>
-          <w:sz w:val="28"/>
-          <w:szCs w:val="28"/>
-        </w:rPr>
-        <w:t>Беккель Л.С.</w:t>
+      <w:proofErr w:type="spellStart"/>
+      <w:r>
+        <w:rPr>
+          <w:rFonts w:ascii="Times New Roman" w:hAnsi="Times New Roman" w:cs="Times New Roman"/>
+          <w:sz w:val="28"/>
+          <w:szCs w:val="28"/>
+        </w:rPr>
+        <w:t>Беккель</w:t>
+      </w:r>
+      <w:proofErr w:type="spellEnd"/>
+      <w:r>
+        <w:rPr>
+          <w:rFonts w:ascii="Times New Roman" w:hAnsi="Times New Roman" w:cs="Times New Roman"/>
+          <w:sz w:val="28"/>
+          <w:szCs w:val="28"/>
+        </w:rPr>
+        <w:t xml:space="preserve"> Л.С.</w:t>
       </w:r>
     </w:p>
     <w:p>
@@ -516,13 +548,23 @@
         <w:t xml:space="preserve">«__» _____ 2025 г. ________ / </w:t>
       </w:r>
       <w:bookmarkEnd w:id="3"/>
-      <w:r>
-        <w:rPr>
-          <w:rFonts w:ascii="Times New Roman" w:hAnsi="Times New Roman" w:cs="Times New Roman"/>
-          <w:sz w:val="28"/>
-          <w:szCs w:val="28"/>
-        </w:rPr>
-        <w:t>Беккель Л.С.</w:t>
+      <w:proofErr w:type="spellStart"/>
+      <w:r>
+        <w:rPr>
+          <w:rFonts w:ascii="Times New Roman" w:hAnsi="Times New Roman" w:cs="Times New Roman"/>
+          <w:sz w:val="28"/>
+          <w:szCs w:val="28"/>
+        </w:rPr>
+        <w:t>Беккель</w:t>
+      </w:r>
+      <w:proofErr w:type="spellEnd"/>
+      <w:r>
+        <w:rPr>
+          <w:rFonts w:ascii="Times New Roman" w:hAnsi="Times New Roman" w:cs="Times New Roman"/>
+          <w:sz w:val="28"/>
+          <w:szCs w:val="28"/>
+        </w:rPr>
+        <w:t xml:space="preserve"> Л.С.</w:t>
       </w:r>
     </w:p>
     <w:p>
@@ -551,15 +593,35 @@
           <w:szCs w:val="28"/>
         </w:rPr>
         <w:lastRenderedPageBreak/>
-        <w:t xml:space="preserve">Цель работы: </w:t>
-      </w:r>
-      <w:r>
-        <w:rPr>
-          <w:rFonts w:ascii="Times New Roman" w:hAnsi="Times New Roman" w:cs="Times New Roman"/>
-          <w:sz w:val="28"/>
-          <w:szCs w:val="28"/>
-        </w:rPr>
-        <w:t>Построить сеть состоящую из коммутатора и компьютеров. Разделить сеть на сегменты с возможностью передачи трафика между подсетями.</w:t>
+        <w:t>Цель работы</w:t>
+      </w:r>
+      <w:proofErr w:type="gramStart"/>
+      <w:r>
+        <w:rPr>
+          <w:rFonts w:ascii="Times New Roman" w:hAnsi="Times New Roman" w:cs="Times New Roman"/>
+          <w:b/>
+          <w:bCs/>
+          <w:sz w:val="28"/>
+          <w:szCs w:val="28"/>
+        </w:rPr>
+        <w:t xml:space="preserve">: </w:t>
+      </w:r>
+      <w:r>
+        <w:rPr>
+          <w:rFonts w:ascii="Times New Roman" w:hAnsi="Times New Roman" w:cs="Times New Roman"/>
+          <w:sz w:val="28"/>
+          <w:szCs w:val="28"/>
+        </w:rPr>
+        <w:t>Построить</w:t>
+      </w:r>
+      <w:proofErr w:type="gramEnd"/>
+      <w:r>
+        <w:rPr>
+          <w:rFonts w:ascii="Times New Roman" w:hAnsi="Times New Roman" w:cs="Times New Roman"/>
+          <w:sz w:val="28"/>
+          <w:szCs w:val="28"/>
+        </w:rPr>
+        <w:t xml:space="preserve"> сеть состоящую из коммутатора и компьютеров. Разделить сеть на сегменты с возможностью передачи трафика между подсетями.</w:t>
       </w:r>
     </w:p>
     <w:p>
@@ -605,6 +667,9 @@
         <w:jc w:val="center"/>
       </w:pPr>
       <w:r>
+        <w:rPr>
+          <w:noProof/>
+        </w:rPr>
         <w:drawing>
           <wp:inline distT="0" distB="0" distL="0" distR="0" wp14:anchorId="51C2CFB9" wp14:editId="39A7D09D">
             <wp:extent cx="5229955" cy="4020111"/>
@@ -759,23 +824,7 @@
           <w:sz w:val="28"/>
           <w:szCs w:val="28"/>
         </w:rPr>
-        <w:t>Подключить компьютеры VPC1 и VPC2 к портам коммутатора Gi1/0/1 и</w:t>
-      </w:r>
-      <w:r>
-        <w:rPr>
-          <w:rFonts w:ascii="Times New Roman" w:hAnsi="Times New Roman" w:cs="Times New Roman"/>
-          <w:sz w:val="28"/>
-          <w:szCs w:val="28"/>
-        </w:rPr>
-        <w:t xml:space="preserve"> </w:t>
-      </w:r>
-      <w:r>
-        <w:rPr>
-          <w:rFonts w:ascii="Times New Roman" w:hAnsi="Times New Roman" w:cs="Times New Roman"/>
-          <w:sz w:val="28"/>
-          <w:szCs w:val="28"/>
-        </w:rPr>
-        <w:t>Gi1/0/2.</w:t>
+        <w:t>Подключить компьютеры VPC1 и VPC2 к портам коммутатора Gi1/0/1 и Gi1/0/2.</w:t>
       </w:r>
     </w:p>
     <w:p>
@@ -797,23 +846,7 @@
           <w:sz w:val="28"/>
           <w:szCs w:val="28"/>
         </w:rPr>
-        <w:t>Подключить компьютеры VPC3 и VPC4 к портам коммутатора Gi1/0/11 и</w:t>
-      </w:r>
-      <w:r>
-        <w:rPr>
-          <w:rFonts w:ascii="Times New Roman" w:hAnsi="Times New Roman" w:cs="Times New Roman"/>
-          <w:sz w:val="28"/>
-          <w:szCs w:val="28"/>
-        </w:rPr>
-        <w:t xml:space="preserve"> </w:t>
-      </w:r>
-      <w:r>
-        <w:rPr>
-          <w:rFonts w:ascii="Times New Roman" w:hAnsi="Times New Roman" w:cs="Times New Roman"/>
-          <w:sz w:val="28"/>
-          <w:szCs w:val="28"/>
-        </w:rPr>
-        <w:t>Gi1/0/12.</w:t>
+        <w:t>Подключить компьютеры VPC3 и VPC4 к портам коммутатора Gi1/0/11 и Gi1/0/12.</w:t>
       </w:r>
     </w:p>
     <w:p>
@@ -835,39 +868,7 @@
           <w:sz w:val="28"/>
           <w:szCs w:val="28"/>
         </w:rPr>
-        <w:t>Создать VLAN 10 и 20. Добавить порты Gi1/0/1 и Gi1/0/2 в VLAN 10. Добавить</w:t>
-      </w:r>
-      <w:r>
-        <w:rPr>
-          <w:rFonts w:ascii="Times New Roman" w:hAnsi="Times New Roman" w:cs="Times New Roman"/>
-          <w:sz w:val="28"/>
-          <w:szCs w:val="28"/>
-        </w:rPr>
-        <w:t xml:space="preserve"> </w:t>
-      </w:r>
-      <w:r>
-        <w:rPr>
-          <w:rFonts w:ascii="Times New Roman" w:hAnsi="Times New Roman" w:cs="Times New Roman"/>
-          <w:sz w:val="28"/>
-          <w:szCs w:val="28"/>
-        </w:rPr>
-        <w:t>порты Gi1/0/11 и Gi1/0/12 в VLAN 20. Порты коммутатора Gi1/0/1, Gi1/0/2, Gi1/0/11,</w:t>
-      </w:r>
-      <w:r>
-        <w:rPr>
-          <w:rFonts w:ascii="Times New Roman" w:hAnsi="Times New Roman" w:cs="Times New Roman"/>
-          <w:sz w:val="28"/>
-          <w:szCs w:val="28"/>
-        </w:rPr>
-        <w:t xml:space="preserve"> </w:t>
-      </w:r>
-      <w:r>
-        <w:rPr>
-          <w:rFonts w:ascii="Times New Roman" w:hAnsi="Times New Roman" w:cs="Times New Roman"/>
-          <w:sz w:val="28"/>
-          <w:szCs w:val="28"/>
-        </w:rPr>
-        <w:t>Gi1/0/12 перевести в режим доступа.</w:t>
+        <w:t>Создать VLAN 10 и 20. Добавить порты Gi1/0/1 и Gi1/0/2 в VLAN 10. Добавить порты Gi1/0/11 и Gi1/0/12 в VLAN 20. Порты коммутатора Gi1/0/1, Gi1/0/2, Gi1/0/11, Gi1/0/12 перевести в режим доступа.</w:t>
       </w:r>
     </w:p>
     <w:p>
@@ -889,39 +890,7 @@
           <w:sz w:val="28"/>
           <w:szCs w:val="28"/>
         </w:rPr>
-        <w:t>Создать интерфейсы Bridge 10 и Bridge 20. Добавить интерфейс Bridge 10 в</w:t>
-      </w:r>
-      <w:r>
-        <w:rPr>
-          <w:rFonts w:ascii="Times New Roman" w:hAnsi="Times New Roman" w:cs="Times New Roman"/>
-          <w:sz w:val="28"/>
-          <w:szCs w:val="28"/>
-        </w:rPr>
-        <w:t xml:space="preserve"> </w:t>
-      </w:r>
-      <w:r>
-        <w:rPr>
-          <w:rFonts w:ascii="Times New Roman" w:hAnsi="Times New Roman" w:cs="Times New Roman"/>
-          <w:sz w:val="28"/>
-          <w:szCs w:val="28"/>
-        </w:rPr>
-        <w:t>VLAN</w:t>
-      </w:r>
-      <w:r>
-        <w:rPr>
-          <w:rFonts w:ascii="Times New Roman" w:hAnsi="Times New Roman" w:cs="Times New Roman"/>
-          <w:sz w:val="28"/>
-          <w:szCs w:val="28"/>
-        </w:rPr>
-        <w:t xml:space="preserve"> </w:t>
-      </w:r>
-      <w:r>
-        <w:rPr>
-          <w:rFonts w:ascii="Times New Roman" w:hAnsi="Times New Roman" w:cs="Times New Roman"/>
-          <w:sz w:val="28"/>
-          <w:szCs w:val="28"/>
-        </w:rPr>
-        <w:t>10. Добавить интерфейс Bridge 20 в VLAN 20.</w:t>
+        <w:t>Создать интерфейсы Bridge 10 и Bridge 20. Добавить интерфейс Bridge 10 в VLAN 10. Добавить интерфейс Bridge 20 в VLAN 20.</w:t>
       </w:r>
     </w:p>
     <w:p>
@@ -943,23 +912,7 @@
           <w:sz w:val="28"/>
           <w:szCs w:val="28"/>
         </w:rPr>
-        <w:t>Интерфейсу Bridge 10 назначить IP - адрес 10.10.10.1/24. Интерфейсу Bridge</w:t>
-      </w:r>
-      <w:r>
-        <w:rPr>
-          <w:rFonts w:ascii="Times New Roman" w:hAnsi="Times New Roman" w:cs="Times New Roman"/>
-          <w:sz w:val="28"/>
-          <w:szCs w:val="28"/>
-        </w:rPr>
-        <w:t xml:space="preserve"> </w:t>
-      </w:r>
-      <w:r>
-        <w:rPr>
-          <w:rFonts w:ascii="Times New Roman" w:hAnsi="Times New Roman" w:cs="Times New Roman"/>
-          <w:sz w:val="28"/>
-          <w:szCs w:val="28"/>
-        </w:rPr>
-        <w:t>20 назначить IP - адрес 10.20.20.1/24.</w:t>
+        <w:t>Интерфейсу Bridge 10 назначить IP - адрес 10.10.10.1/24. Интерфейсу Bridge 20 назначить IP - адрес 10.20.20.1/24.</w:t>
       </w:r>
     </w:p>
     <w:p>
@@ -1051,35 +1004,62 @@
           <w:rFonts w:ascii="Times New Roman" w:hAnsi="Times New Roman" w:cs="Times New Roman"/>
           <w:sz w:val="28"/>
           <w:szCs w:val="28"/>
+        </w:rPr>
+      </w:pPr>
+      <w:r>
+        <w:rPr>
+          <w:rFonts w:ascii="Times New Roman" w:hAnsi="Times New Roman" w:cs="Times New Roman"/>
+          <w:b/>
+          <w:bCs/>
+          <w:sz w:val="28"/>
+          <w:szCs w:val="28"/>
+        </w:rPr>
+        <w:t>Шаг 1</w:t>
+      </w:r>
+      <w:proofErr w:type="gramStart"/>
+      <w:r>
+        <w:rPr>
+          <w:rFonts w:ascii="Times New Roman" w:hAnsi="Times New Roman" w:cs="Times New Roman"/>
+          <w:b/>
+          <w:bCs/>
+          <w:sz w:val="28"/>
+          <w:szCs w:val="28"/>
+        </w:rPr>
+        <w:t xml:space="preserve">: </w:t>
+      </w:r>
+      <w:r>
+        <w:rPr>
+          <w:rFonts w:ascii="Times New Roman" w:hAnsi="Times New Roman" w:cs="Times New Roman"/>
+          <w:sz w:val="28"/>
+          <w:szCs w:val="28"/>
+        </w:rPr>
+        <w:t>Создать</w:t>
+      </w:r>
+      <w:proofErr w:type="gramEnd"/>
+      <w:r>
+        <w:rPr>
+          <w:rFonts w:ascii="Times New Roman" w:hAnsi="Times New Roman" w:cs="Times New Roman"/>
+          <w:sz w:val="28"/>
+          <w:szCs w:val="28"/>
+        </w:rPr>
+        <w:t xml:space="preserve"> </w:t>
+      </w:r>
+      <w:r>
+        <w:rPr>
+          <w:rFonts w:ascii="Times New Roman" w:hAnsi="Times New Roman" w:cs="Times New Roman"/>
+          <w:sz w:val="28"/>
+          <w:szCs w:val="28"/>
           <w:lang w:val="en-US"/>
         </w:rPr>
-      </w:pPr>
-      <w:r>
-        <w:rPr>
-          <w:rFonts w:ascii="Times New Roman" w:hAnsi="Times New Roman" w:cs="Times New Roman"/>
-          <w:b/>
-          <w:bCs/>
-          <w:sz w:val="28"/>
-          <w:szCs w:val="28"/>
-        </w:rPr>
-        <w:t xml:space="preserve">Шаг 1: </w:t>
-      </w:r>
-      <w:r>
-        <w:rPr>
-          <w:rFonts w:ascii="Times New Roman" w:hAnsi="Times New Roman" w:cs="Times New Roman"/>
-          <w:sz w:val="28"/>
-          <w:szCs w:val="28"/>
-        </w:rPr>
-        <w:t xml:space="preserve">Создать </w:t>
-      </w:r>
-      <w:r>
-        <w:rPr>
-          <w:rFonts w:ascii="Times New Roman" w:hAnsi="Times New Roman" w:cs="Times New Roman"/>
-          <w:sz w:val="28"/>
-          <w:szCs w:val="28"/>
-          <w:lang w:val="en-US"/>
-        </w:rPr>
-        <w:t xml:space="preserve">VLAN 10 </w:t>
+        <w:t>VLAN</w:t>
+      </w:r>
+      <w:r>
+        <w:rPr>
+          <w:rFonts w:ascii="Times New Roman" w:hAnsi="Times New Roman" w:cs="Times New Roman"/>
+          <w:sz w:val="28"/>
+          <w:szCs w:val="28"/>
+        </w:rPr>
+        <w:t xml:space="preserve"> 10 </w:t>
       </w:r>
       <w:r>
         <w:rPr>
@@ -1104,6 +1084,9 @@
         <w:ind w:firstLine="426"/>
       </w:pPr>
       <w:r>
+        <w:rPr>
+          <w:noProof/>
+        </w:rPr>
         <w:drawing>
           <wp:inline distT="0" distB="0" distL="0" distR="0" wp14:anchorId="4E3865F5" wp14:editId="39723BEB">
             <wp:extent cx="6480175" cy="5737860"/>
@@ -1295,6 +1278,7 @@
         <w:lastRenderedPageBreak/>
         <w:t>Шаг 2</w:t>
       </w:r>
+      <w:proofErr w:type="gramStart"/>
       <w:r>
         <w:rPr>
           <w:rFonts w:ascii="Times New Roman" w:hAnsi="Times New Roman" w:cs="Times New Roman"/>
@@ -1311,7 +1295,16 @@
           <w:sz w:val="28"/>
           <w:szCs w:val="28"/>
         </w:rPr>
-        <w:t>Добавить порты Gi1/0/1 и Gi1/0/2 в VLAN 10. Добавить порты Gi1/0/11 и</w:t>
+        <w:t>Добавить</w:t>
+      </w:r>
+      <w:proofErr w:type="gramEnd"/>
+      <w:r>
+        <w:rPr>
+          <w:rFonts w:ascii="Times New Roman" w:hAnsi="Times New Roman" w:cs="Times New Roman"/>
+          <w:sz w:val="28"/>
+          <w:szCs w:val="28"/>
+        </w:rPr>
+        <w:t xml:space="preserve"> порты Gi1/0/1 и Gi1/0/2 в VLAN 10. Добавить порты Gi1/0/11 и</w:t>
       </w:r>
       <w:r>
         <w:rPr>
@@ -1352,6 +1345,9 @@
         <w:ind w:firstLine="426"/>
       </w:pPr>
       <w:r>
+        <w:rPr>
+          <w:noProof/>
+        </w:rPr>
         <w:drawing>
           <wp:inline distT="0" distB="0" distL="0" distR="0" wp14:anchorId="6E6291B3" wp14:editId="4BFBDDA8">
             <wp:extent cx="6480175" cy="5471795"/>
@@ -1473,6 +1469,7 @@
         </w:rPr>
         <w:t xml:space="preserve">Создание </w:t>
       </w:r>
+      <w:proofErr w:type="spellStart"/>
       <w:r>
         <w:rPr>
           <w:rFonts w:ascii="Times New Roman" w:hAnsi="Times New Roman" w:cs="Times New Roman"/>
@@ -1483,6 +1480,7 @@
         </w:rPr>
         <w:t>vlan</w:t>
       </w:r>
+      <w:proofErr w:type="spellEnd"/>
       <w:r>
         <w:rPr>
           <w:rFonts w:ascii="Times New Roman" w:hAnsi="Times New Roman" w:cs="Times New Roman"/>
@@ -1492,6 +1490,7 @@
         </w:rPr>
         <w:t xml:space="preserve"> и присвоение имен на порты </w:t>
       </w:r>
+      <w:proofErr w:type="spellStart"/>
       <w:r>
         <w:rPr>
           <w:rFonts w:ascii="Times New Roman" w:hAnsi="Times New Roman" w:cs="Times New Roman"/>
@@ -1502,6 +1501,7 @@
         </w:rPr>
         <w:t>gi</w:t>
       </w:r>
+      <w:proofErr w:type="spellEnd"/>
       <w:r>
         <w:rPr>
           <w:rFonts w:ascii="Times New Roman" w:hAnsi="Times New Roman" w:cs="Times New Roman"/>
@@ -1518,6 +1518,9 @@
         <w:jc w:val="center"/>
       </w:pPr>
       <w:r>
+        <w:rPr>
+          <w:noProof/>
+        </w:rPr>
         <w:drawing>
           <wp:inline distT="0" distB="0" distL="0" distR="0" wp14:anchorId="021D2EBC" wp14:editId="43DD118A">
             <wp:extent cx="6480175" cy="1390015"/>
@@ -1657,6 +1660,7 @@
         </w:rPr>
         <w:t xml:space="preserve">Создание </w:t>
       </w:r>
+      <w:proofErr w:type="spellStart"/>
       <w:r>
         <w:rPr>
           <w:rFonts w:ascii="Times New Roman" w:hAnsi="Times New Roman" w:cs="Times New Roman"/>
@@ -1667,6 +1671,7 @@
         </w:rPr>
         <w:t>vlan</w:t>
       </w:r>
+      <w:proofErr w:type="spellEnd"/>
       <w:r>
         <w:rPr>
           <w:rFonts w:ascii="Times New Roman" w:hAnsi="Times New Roman" w:cs="Times New Roman"/>
@@ -1676,6 +1681,7 @@
         </w:rPr>
         <w:t xml:space="preserve"> и присвоение имен на порты </w:t>
       </w:r>
+      <w:proofErr w:type="spellStart"/>
       <w:r>
         <w:rPr>
           <w:rFonts w:ascii="Times New Roman" w:hAnsi="Times New Roman" w:cs="Times New Roman"/>
@@ -1686,50 +1692,15 @@
         </w:rPr>
         <w:t>gi</w:t>
       </w:r>
-      <w:r>
-        <w:rPr>
-          <w:rFonts w:ascii="Times New Roman" w:hAnsi="Times New Roman" w:cs="Times New Roman"/>
-          <w:color w:val="auto"/>
-          <w:sz w:val="24"/>
-          <w:szCs w:val="24"/>
-        </w:rPr>
-        <w:t xml:space="preserve"> 1/0/1</w:t>
-      </w:r>
-      <w:r>
-        <w:rPr>
-          <w:rFonts w:ascii="Times New Roman" w:hAnsi="Times New Roman" w:cs="Times New Roman"/>
-          <w:color w:val="auto"/>
-          <w:sz w:val="24"/>
-          <w:szCs w:val="24"/>
-        </w:rPr>
-        <w:t>1</w:t>
-      </w:r>
-      <w:r>
-        <w:rPr>
-          <w:rFonts w:ascii="Times New Roman" w:hAnsi="Times New Roman" w:cs="Times New Roman"/>
-          <w:color w:val="auto"/>
-          <w:sz w:val="24"/>
-          <w:szCs w:val="24"/>
-        </w:rPr>
-        <w:t>-</w:t>
-      </w:r>
-      <w:r>
-        <w:rPr>
-          <w:rFonts w:ascii="Times New Roman" w:hAnsi="Times New Roman" w:cs="Times New Roman"/>
-          <w:color w:val="auto"/>
-          <w:sz w:val="24"/>
-          <w:szCs w:val="24"/>
-        </w:rPr>
-        <w:t>1</w:t>
-      </w:r>
-      <w:r>
-        <w:rPr>
-          <w:rFonts w:ascii="Times New Roman" w:hAnsi="Times New Roman" w:cs="Times New Roman"/>
-          <w:color w:val="auto"/>
-          <w:sz w:val="24"/>
-          <w:szCs w:val="24"/>
-        </w:rPr>
-        <w:t>2</w:t>
+      <w:proofErr w:type="spellEnd"/>
+      <w:r>
+        <w:rPr>
+          <w:rFonts w:ascii="Times New Roman" w:hAnsi="Times New Roman" w:cs="Times New Roman"/>
+          <w:color w:val="auto"/>
+          <w:sz w:val="24"/>
+          <w:szCs w:val="24"/>
+        </w:rPr>
+        <w:t xml:space="preserve"> 1/0/11-12</w:t>
       </w:r>
     </w:p>
     <w:p>
@@ -1770,31 +1741,35 @@
           <w:szCs w:val="28"/>
         </w:rPr>
         <w:lastRenderedPageBreak/>
-        <w:t xml:space="preserve">Шаг 3: </w:t>
-      </w:r>
-      <w:r>
-        <w:rPr>
-          <w:rFonts w:ascii="Times New Roman" w:hAnsi="Times New Roman" w:cs="Times New Roman"/>
-          <w:sz w:val="28"/>
-          <w:szCs w:val="28"/>
-        </w:rPr>
-        <w:t>Создать интерфейс Bridge 10. Добавить интерфейс Bridge 10 в VLAN 10.</w:t>
-      </w:r>
-      <w:r>
-        <w:rPr>
-          <w:rFonts w:ascii="Times New Roman" w:hAnsi="Times New Roman" w:cs="Times New Roman"/>
-          <w:sz w:val="28"/>
-          <w:szCs w:val="28"/>
-        </w:rPr>
-        <w:t xml:space="preserve"> </w:t>
-      </w:r>
-      <w:r>
-        <w:rPr>
-          <w:rFonts w:ascii="Times New Roman" w:hAnsi="Times New Roman" w:cs="Times New Roman"/>
-          <w:sz w:val="28"/>
-          <w:szCs w:val="28"/>
-        </w:rPr>
-        <w:t>Интерфейсу Bridge 10 назначить IP - адрес 10.10.10.1/24.</w:t>
+        <w:t>Шаг 3</w:t>
+      </w:r>
+      <w:proofErr w:type="gramStart"/>
+      <w:r>
+        <w:rPr>
+          <w:rFonts w:ascii="Times New Roman" w:hAnsi="Times New Roman" w:cs="Times New Roman"/>
+          <w:b/>
+          <w:bCs/>
+          <w:sz w:val="28"/>
+          <w:szCs w:val="28"/>
+        </w:rPr>
+        <w:t xml:space="preserve">: </w:t>
+      </w:r>
+      <w:r>
+        <w:rPr>
+          <w:rFonts w:ascii="Times New Roman" w:hAnsi="Times New Roman" w:cs="Times New Roman"/>
+          <w:sz w:val="28"/>
+          <w:szCs w:val="28"/>
+        </w:rPr>
+        <w:t>Создать</w:t>
+      </w:r>
+      <w:proofErr w:type="gramEnd"/>
+      <w:r>
+        <w:rPr>
+          <w:rFonts w:ascii="Times New Roman" w:hAnsi="Times New Roman" w:cs="Times New Roman"/>
+          <w:sz w:val="28"/>
+          <w:szCs w:val="28"/>
+        </w:rPr>
+        <w:t xml:space="preserve"> интерфейс Bridge 10. Добавить интерфейс Bridge 10 в VLAN 10. Интерфейсу Bridge 10 назначить IP - адрес 10.10.10.1/24.</w:t>
       </w:r>
     </w:p>
     <w:p>
@@ -1802,6 +1777,9 @@
         <w:keepNext/>
       </w:pPr>
       <w:r>
+        <w:rPr>
+          <w:noProof/>
+        </w:rPr>
         <w:drawing>
           <wp:inline distT="0" distB="0" distL="0" distR="0" wp14:anchorId="6F1A9315" wp14:editId="3F8184B1">
             <wp:extent cx="6480175" cy="5748020"/>
@@ -1981,7 +1959,18 @@
           <w:szCs w:val="28"/>
         </w:rPr>
         <w:lastRenderedPageBreak/>
-        <w:t xml:space="preserve">Шаг 4: </w:t>
+        <w:t xml:space="preserve">Шаг </w:t>
+      </w:r>
+      <w:proofErr w:type="gramStart"/>
+      <w:r>
+        <w:rPr>
+          <w:rFonts w:ascii="Times New Roman" w:hAnsi="Times New Roman" w:cs="Times New Roman"/>
+          <w:b/>
+          <w:bCs/>
+          <w:sz w:val="28"/>
+          <w:szCs w:val="28"/>
+        </w:rPr>
+        <w:t xml:space="preserve">4: </w:t>
       </w:r>
       <w:r>
         <w:rPr>
@@ -1997,7 +1986,16 @@
           <w:sz w:val="28"/>
           <w:szCs w:val="28"/>
         </w:rPr>
-        <w:t xml:space="preserve">Создать интерфейс Bridge </w:t>
+        <w:t>Создать</w:t>
+      </w:r>
+      <w:proofErr w:type="gramEnd"/>
+      <w:r>
+        <w:rPr>
+          <w:rFonts w:ascii="Times New Roman" w:hAnsi="Times New Roman" w:cs="Times New Roman"/>
+          <w:sz w:val="28"/>
+          <w:szCs w:val="28"/>
+        </w:rPr>
+        <w:t xml:space="preserve"> интерфейс Bridge </w:t>
       </w:r>
       <w:r>
         <w:rPr>
@@ -2111,6 +2109,7 @@
       <w:r>
         <w:rPr>
           <w:rFonts w:ascii="Times New Roman" w:hAnsi="Times New Roman" w:cs="Times New Roman"/>
+          <w:noProof/>
           <w:sz w:val="28"/>
           <w:szCs w:val="28"/>
         </w:rPr>
@@ -2252,25 +2251,7 @@
           <w:sz w:val="24"/>
           <w:szCs w:val="24"/>
         </w:rPr>
-        <w:t xml:space="preserve"> </w:t>
-      </w:r>
-      <w:r>
-        <w:rPr>
-          <w:rFonts w:ascii="Times New Roman" w:hAnsi="Times New Roman" w:cs="Times New Roman"/>
-          <w:color w:val="auto"/>
-          <w:sz w:val="24"/>
-          <w:szCs w:val="24"/>
-        </w:rPr>
-        <w:t>2</w:t>
-      </w:r>
-      <w:r>
-        <w:rPr>
-          <w:rFonts w:ascii="Times New Roman" w:hAnsi="Times New Roman" w:cs="Times New Roman"/>
-          <w:color w:val="auto"/>
-          <w:sz w:val="24"/>
-          <w:szCs w:val="24"/>
-        </w:rPr>
-        <w:t>0</w:t>
+        <w:t xml:space="preserve"> 20</w:t>
       </w:r>
     </w:p>
     <w:p>
@@ -2329,23 +2310,7 @@
           <w:sz w:val="28"/>
           <w:szCs w:val="28"/>
         </w:rPr>
-        <w:t>Компьютерам VPC1 и VPC2, назначить адреса из сети 10.10.10.0/24.</w:t>
-      </w:r>
-      <w:r>
-        <w:rPr>
-          <w:rFonts w:ascii="Times New Roman" w:hAnsi="Times New Roman" w:cs="Times New Roman"/>
-          <w:sz w:val="28"/>
-          <w:szCs w:val="28"/>
-        </w:rPr>
-        <w:t xml:space="preserve"> </w:t>
-      </w:r>
-      <w:r>
-        <w:rPr>
-          <w:rFonts w:ascii="Times New Roman" w:hAnsi="Times New Roman" w:cs="Times New Roman"/>
-          <w:sz w:val="28"/>
-          <w:szCs w:val="28"/>
-        </w:rPr>
-        <w:t>Компьютерам VPC3 и VPC4, назначить адреса из сети 10.20.20.0/24.</w:t>
+        <w:t>Компьютерам VPC1 и VPC2, назначить адреса из сети 10.10.10.0/24. Компьютерам VPC3 и VPC4, назначить адреса из сети 10.20.20.0/24.</w:t>
       </w:r>
     </w:p>
     <w:p>
@@ -2360,6 +2325,7 @@
       <w:r>
         <w:rPr>
           <w:rFonts w:ascii="Times New Roman" w:hAnsi="Times New Roman" w:cs="Times New Roman"/>
+          <w:noProof/>
           <w:sz w:val="28"/>
           <w:szCs w:val="28"/>
           <w:lang w:val="en-US"/>
@@ -2570,6 +2536,7 @@
           <w:rFonts w:ascii="Times New Roman" w:hAnsi="Times New Roman" w:cs="Times New Roman"/>
           <w:b/>
           <w:bCs/>
+          <w:noProof/>
           <w:sz w:val="28"/>
           <w:szCs w:val="28"/>
         </w:rPr>
@@ -2754,6 +2721,7 @@
           <w:rFonts w:ascii="Times New Roman" w:hAnsi="Times New Roman" w:cs="Times New Roman"/>
           <w:b/>
           <w:bCs/>
+          <w:noProof/>
           <w:sz w:val="28"/>
           <w:szCs w:val="28"/>
         </w:rPr>
@@ -2937,6 +2905,7 @@
           <w:rFonts w:ascii="Times New Roman" w:hAnsi="Times New Roman" w:cs="Times New Roman"/>
           <w:b/>
           <w:bCs/>
+          <w:noProof/>
           <w:sz w:val="28"/>
           <w:szCs w:val="28"/>
         </w:rPr>
@@ -3117,26 +3086,45 @@
           <w:rFonts w:ascii="Times New Roman" w:hAnsi="Times New Roman" w:cs="Times New Roman"/>
           <w:sz w:val="28"/>
           <w:szCs w:val="28"/>
-          <w:lang w:val="en-US"/>
-        </w:rPr>
-      </w:pPr>
-      <w:r>
-        <w:rPr>
-          <w:rFonts w:ascii="Times New Roman" w:hAnsi="Times New Roman" w:cs="Times New Roman"/>
-          <w:b/>
-          <w:bCs/>
-          <w:sz w:val="28"/>
-          <w:szCs w:val="28"/>
-        </w:rPr>
-        <w:t xml:space="preserve">Шаг 6: </w:t>
-      </w:r>
-      <w:r>
-        <w:rPr>
-          <w:rFonts w:ascii="Times New Roman" w:hAnsi="Times New Roman" w:cs="Times New Roman"/>
-          <w:sz w:val="28"/>
-          <w:szCs w:val="28"/>
-        </w:rPr>
-        <w:t>Проверить сетевую связность устройств в сети и маршрутизация между сетями.</w:t>
+        </w:rPr>
+      </w:pPr>
+      <w:r>
+        <w:rPr>
+          <w:rFonts w:ascii="Times New Roman" w:hAnsi="Times New Roman" w:cs="Times New Roman"/>
+          <w:b/>
+          <w:bCs/>
+          <w:sz w:val="28"/>
+          <w:szCs w:val="28"/>
+        </w:rPr>
+        <w:t>Шаг 6</w:t>
+      </w:r>
+      <w:proofErr w:type="gramStart"/>
+      <w:r>
+        <w:rPr>
+          <w:rFonts w:ascii="Times New Roman" w:hAnsi="Times New Roman" w:cs="Times New Roman"/>
+          <w:b/>
+          <w:bCs/>
+          <w:sz w:val="28"/>
+          <w:szCs w:val="28"/>
+        </w:rPr>
+        <w:t xml:space="preserve">: </w:t>
+      </w:r>
+      <w:r>
+        <w:rPr>
+          <w:rFonts w:ascii="Times New Roman" w:hAnsi="Times New Roman" w:cs="Times New Roman"/>
+          <w:sz w:val="28"/>
+          <w:szCs w:val="28"/>
+        </w:rPr>
+        <w:t>Проверить</w:t>
+      </w:r>
+      <w:proofErr w:type="gramEnd"/>
+      <w:r>
+        <w:rPr>
+          <w:rFonts w:ascii="Times New Roman" w:hAnsi="Times New Roman" w:cs="Times New Roman"/>
+          <w:sz w:val="28"/>
+          <w:szCs w:val="28"/>
+        </w:rPr>
+        <w:t xml:space="preserve"> сетевую связность устройств в сети и маршрутизация между сетями.</w:t>
       </w:r>
     </w:p>
     <w:p>
@@ -3144,6 +3132,9 @@
         <w:keepNext/>
       </w:pPr>
       <w:r>
+        <w:rPr>
+          <w:noProof/>
+        </w:rPr>
         <w:drawing>
           <wp:inline distT="0" distB="0" distL="0" distR="0" wp14:anchorId="35B9DFE2" wp14:editId="3DE02229">
             <wp:extent cx="6480175" cy="1755140"/>
@@ -3360,6 +3351,7 @@
           <w:rFonts w:ascii="Times New Roman" w:hAnsi="Times New Roman" w:cs="Times New Roman"/>
           <w:b/>
           <w:bCs/>
+          <w:noProof/>
           <w:sz w:val="28"/>
           <w:szCs w:val="28"/>
         </w:rPr>
@@ -3438,15 +3430,35 @@
           <w:sz w:val="28"/>
           <w:szCs w:val="28"/>
         </w:rPr>
-        <w:t xml:space="preserve">Шаг 1: </w:t>
-      </w:r>
-      <w:r>
-        <w:rPr>
-          <w:rFonts w:ascii="Times New Roman" w:hAnsi="Times New Roman" w:cs="Times New Roman"/>
-          <w:sz w:val="28"/>
-          <w:szCs w:val="28"/>
-        </w:rPr>
-        <w:t xml:space="preserve">Создать </w:t>
+        <w:t>Шаг 1</w:t>
+      </w:r>
+      <w:proofErr w:type="gramStart"/>
+      <w:r>
+        <w:rPr>
+          <w:rFonts w:ascii="Times New Roman" w:hAnsi="Times New Roman" w:cs="Times New Roman"/>
+          <w:b/>
+          <w:bCs/>
+          <w:sz w:val="28"/>
+          <w:szCs w:val="28"/>
+        </w:rPr>
+        <w:t xml:space="preserve">: </w:t>
+      </w:r>
+      <w:r>
+        <w:rPr>
+          <w:rFonts w:ascii="Times New Roman" w:hAnsi="Times New Roman" w:cs="Times New Roman"/>
+          <w:sz w:val="28"/>
+          <w:szCs w:val="28"/>
+        </w:rPr>
+        <w:t>Создать</w:t>
+      </w:r>
+      <w:proofErr w:type="gramEnd"/>
+      <w:r>
+        <w:rPr>
+          <w:rFonts w:ascii="Times New Roman" w:hAnsi="Times New Roman" w:cs="Times New Roman"/>
+          <w:sz w:val="28"/>
+          <w:szCs w:val="28"/>
+        </w:rPr>
+        <w:t xml:space="preserve"> </w:t>
       </w:r>
       <w:r>
         <w:rPr>
@@ -3471,23 +3483,7 @@
           <w:sz w:val="28"/>
           <w:szCs w:val="28"/>
         </w:rPr>
-        <w:t>и 20</w:t>
-      </w:r>
-      <w:r>
-        <w:rPr>
-          <w:rFonts w:ascii="Times New Roman" w:hAnsi="Times New Roman" w:cs="Times New Roman"/>
-          <w:sz w:val="28"/>
-          <w:szCs w:val="28"/>
-        </w:rPr>
-        <w:t xml:space="preserve"> на коммутаторе</w:t>
-      </w:r>
-      <w:r>
-        <w:rPr>
-          <w:rFonts w:ascii="Times New Roman" w:hAnsi="Times New Roman" w:cs="Times New Roman"/>
-          <w:sz w:val="28"/>
-          <w:szCs w:val="28"/>
-        </w:rPr>
-        <w:t>.</w:t>
+        <w:t>и 20 на коммутаторе.</w:t>
       </w:r>
     </w:p>
     <w:p>
@@ -3502,6 +3498,7 @@
       <w:r>
         <w:rPr>
           <w:rFonts w:ascii="Times New Roman" w:hAnsi="Times New Roman" w:cs="Times New Roman"/>
+          <w:noProof/>
           <w:sz w:val="28"/>
           <w:szCs w:val="28"/>
         </w:rPr>
@@ -3568,68 +3565,67 @@
           <w:color w:val="auto"/>
           <w:sz w:val="24"/>
           <w:szCs w:val="24"/>
+        </w:rPr>
+        <w:t>1</w:t>
+      </w:r>
+      <w:r>
+        <w:rPr>
+          <w:rFonts w:ascii="Times New Roman" w:hAnsi="Times New Roman" w:cs="Times New Roman"/>
+          <w:color w:val="auto"/>
+          <w:sz w:val="24"/>
+          <w:szCs w:val="24"/>
+        </w:rPr>
+        <w:t xml:space="preserve"> – </w:t>
+      </w:r>
+      <w:r>
+        <w:rPr>
+          <w:rFonts w:ascii="Times New Roman" w:hAnsi="Times New Roman" w:cs="Times New Roman"/>
+          <w:color w:val="auto"/>
+          <w:sz w:val="24"/>
+          <w:szCs w:val="24"/>
+        </w:rPr>
+        <w:t xml:space="preserve">Создание </w:t>
+      </w:r>
+      <w:r>
+        <w:rPr>
+          <w:rFonts w:ascii="Times New Roman" w:hAnsi="Times New Roman" w:cs="Times New Roman"/>
+          <w:color w:val="auto"/>
+          <w:sz w:val="24"/>
+          <w:szCs w:val="24"/>
           <w:lang w:val="en-US"/>
         </w:rPr>
-        <w:t>1</w:t>
-      </w:r>
-      <w:r>
-        <w:rPr>
-          <w:rFonts w:ascii="Times New Roman" w:hAnsi="Times New Roman" w:cs="Times New Roman"/>
-          <w:color w:val="auto"/>
-          <w:sz w:val="24"/>
-          <w:szCs w:val="24"/>
-        </w:rPr>
-        <w:t xml:space="preserve"> – </w:t>
-      </w:r>
-      <w:r>
-        <w:rPr>
-          <w:rFonts w:ascii="Times New Roman" w:hAnsi="Times New Roman" w:cs="Times New Roman"/>
-          <w:color w:val="auto"/>
-          <w:sz w:val="24"/>
-          <w:szCs w:val="24"/>
-        </w:rPr>
-        <w:t xml:space="preserve">Создание </w:t>
-      </w:r>
-      <w:r>
-        <w:rPr>
-          <w:rFonts w:ascii="Times New Roman" w:hAnsi="Times New Roman" w:cs="Times New Roman"/>
-          <w:color w:val="auto"/>
-          <w:sz w:val="24"/>
-          <w:szCs w:val="24"/>
+        <w:t>VLAN</w:t>
+      </w:r>
+    </w:p>
+    <w:p>
+      <w:pPr>
+        <w:rPr>
+          <w:rFonts w:ascii="Times New Roman" w:hAnsi="Times New Roman" w:cs="Times New Roman"/>
+          <w:b/>
+          <w:bCs/>
+          <w:sz w:val="28"/>
+          <w:szCs w:val="28"/>
+        </w:rPr>
+      </w:pPr>
+      <w:r>
+        <w:rPr>
+          <w:rFonts w:ascii="Times New Roman" w:hAnsi="Times New Roman" w:cs="Times New Roman"/>
+          <w:b/>
+          <w:bCs/>
+          <w:sz w:val="28"/>
+          <w:szCs w:val="28"/>
+        </w:rPr>
+        <w:br w:type="page"/>
+      </w:r>
+    </w:p>
+    <w:p>
+      <w:pPr>
+        <w:rPr>
+          <w:rFonts w:ascii="Times New Roman" w:hAnsi="Times New Roman" w:cs="Times New Roman"/>
+          <w:sz w:val="28"/>
+          <w:szCs w:val="28"/>
           <w:lang w:val="en-US"/>
         </w:rPr>
-        <w:t>VLAN</w:t>
-      </w:r>
-    </w:p>
-    <w:p>
-      <w:pPr>
-        <w:rPr>
-          <w:rFonts w:ascii="Times New Roman" w:hAnsi="Times New Roman" w:cs="Times New Roman"/>
-          <w:b/>
-          <w:bCs/>
-          <w:sz w:val="28"/>
-          <w:szCs w:val="28"/>
-        </w:rPr>
-      </w:pPr>
-      <w:r>
-        <w:rPr>
-          <w:rFonts w:ascii="Times New Roman" w:hAnsi="Times New Roman" w:cs="Times New Roman"/>
-          <w:b/>
-          <w:bCs/>
-          <w:sz w:val="28"/>
-          <w:szCs w:val="28"/>
-        </w:rPr>
-        <w:br w:type="page"/>
-      </w:r>
-    </w:p>
-    <w:p>
-      <w:pPr>
-        <w:rPr>
-          <w:rFonts w:ascii="Times New Roman" w:hAnsi="Times New Roman" w:cs="Times New Roman"/>
-          <w:sz w:val="28"/>
-          <w:szCs w:val="28"/>
-          <w:lang w:val="en-US"/>
-        </w:rPr>
       </w:pPr>
       <w:r>
         <w:rPr>
@@ -3640,15 +3636,35 @@
           <w:szCs w:val="28"/>
         </w:rPr>
         <w:lastRenderedPageBreak/>
-        <w:t xml:space="preserve">Шаг 2: </w:t>
-      </w:r>
-      <w:r>
-        <w:rPr>
-          <w:rFonts w:ascii="Times New Roman" w:hAnsi="Times New Roman" w:cs="Times New Roman"/>
-          <w:sz w:val="28"/>
-          <w:szCs w:val="28"/>
-        </w:rPr>
-        <w:t>Добавить порты Gi1/0/1 и Gi1/0/2 в VLAN 10. Добавить порты Gi1/0/11 и</w:t>
+        <w:t>Шаг 2</w:t>
+      </w:r>
+      <w:proofErr w:type="gramStart"/>
+      <w:r>
+        <w:rPr>
+          <w:rFonts w:ascii="Times New Roman" w:hAnsi="Times New Roman" w:cs="Times New Roman"/>
+          <w:b/>
+          <w:bCs/>
+          <w:sz w:val="28"/>
+          <w:szCs w:val="28"/>
+        </w:rPr>
+        <w:t xml:space="preserve">: </w:t>
+      </w:r>
+      <w:r>
+        <w:rPr>
+          <w:rFonts w:ascii="Times New Roman" w:hAnsi="Times New Roman" w:cs="Times New Roman"/>
+          <w:sz w:val="28"/>
+          <w:szCs w:val="28"/>
+        </w:rPr>
+        <w:t>Добавить</w:t>
+      </w:r>
+      <w:proofErr w:type="gramEnd"/>
+      <w:r>
+        <w:rPr>
+          <w:rFonts w:ascii="Times New Roman" w:hAnsi="Times New Roman" w:cs="Times New Roman"/>
+          <w:sz w:val="28"/>
+          <w:szCs w:val="28"/>
+        </w:rPr>
+        <w:t xml:space="preserve"> порты Gi1/0/1 и Gi1/0/2 в VLAN 10. Добавить порты Gi1/0/11 и</w:t>
       </w:r>
       <w:r>
         <w:rPr>
@@ -3689,6 +3705,9 @@
         <w:ind w:firstLine="426"/>
       </w:pPr>
       <w:r>
+        <w:rPr>
+          <w:noProof/>
+        </w:rPr>
         <w:drawing>
           <wp:inline distT="0" distB="0" distL="0" distR="0" wp14:anchorId="20BC8D35" wp14:editId="0DE87B89">
             <wp:extent cx="6480175" cy="3455035"/>
@@ -3810,6 +3829,7 @@
         </w:rPr>
         <w:t xml:space="preserve">Создание </w:t>
       </w:r>
+      <w:proofErr w:type="spellStart"/>
       <w:r>
         <w:rPr>
           <w:rFonts w:ascii="Times New Roman" w:hAnsi="Times New Roman" w:cs="Times New Roman"/>
@@ -3820,6 +3840,7 @@
         </w:rPr>
         <w:t>vlan</w:t>
       </w:r>
+      <w:proofErr w:type="spellEnd"/>
       <w:r>
         <w:rPr>
           <w:rFonts w:ascii="Times New Roman" w:hAnsi="Times New Roman" w:cs="Times New Roman"/>
@@ -3846,15 +3867,35 @@
           <w:sz w:val="28"/>
           <w:szCs w:val="28"/>
         </w:rPr>
-        <w:t xml:space="preserve">Шаг 3: </w:t>
-      </w:r>
-      <w:r>
-        <w:rPr>
-          <w:rFonts w:ascii="Times New Roman" w:hAnsi="Times New Roman" w:cs="Times New Roman"/>
-          <w:sz w:val="28"/>
-          <w:szCs w:val="28"/>
-        </w:rPr>
-        <w:t xml:space="preserve">Переведём порт коммутатора </w:t>
+        <w:t>Шаг 3</w:t>
+      </w:r>
+      <w:proofErr w:type="gramStart"/>
+      <w:r>
+        <w:rPr>
+          <w:rFonts w:ascii="Times New Roman" w:hAnsi="Times New Roman" w:cs="Times New Roman"/>
+          <w:b/>
+          <w:bCs/>
+          <w:sz w:val="28"/>
+          <w:szCs w:val="28"/>
+        </w:rPr>
+        <w:t xml:space="preserve">: </w:t>
+      </w:r>
+      <w:r>
+        <w:rPr>
+          <w:rFonts w:ascii="Times New Roman" w:hAnsi="Times New Roman" w:cs="Times New Roman"/>
+          <w:sz w:val="28"/>
+          <w:szCs w:val="28"/>
+        </w:rPr>
+        <w:t>Переведём</w:t>
+      </w:r>
+      <w:proofErr w:type="gramEnd"/>
+      <w:r>
+        <w:rPr>
+          <w:rFonts w:ascii="Times New Roman" w:hAnsi="Times New Roman" w:cs="Times New Roman"/>
+          <w:sz w:val="28"/>
+          <w:szCs w:val="28"/>
+        </w:rPr>
+        <w:t xml:space="preserve"> порт коммутатора </w:t>
       </w:r>
       <w:r>
         <w:rPr>
@@ -3904,6 +3945,9 @@
         <w:keepNext/>
       </w:pPr>
       <w:r>
+        <w:rPr>
+          <w:noProof/>
+        </w:rPr>
         <w:drawing>
           <wp:inline distT="0" distB="0" distL="0" distR="0" wp14:anchorId="77202B0C" wp14:editId="3A2CEB72">
             <wp:extent cx="6480175" cy="2284095"/>
@@ -4016,19 +4060,63 @@
           <w:rFonts w:ascii="Times New Roman" w:hAnsi="Times New Roman" w:cs="Times New Roman"/>
           <w:sz w:val="28"/>
           <w:szCs w:val="28"/>
+        </w:rPr>
+      </w:pPr>
+      <w:r>
+        <w:rPr>
+          <w:rFonts w:ascii="Times New Roman" w:hAnsi="Times New Roman" w:cs="Times New Roman"/>
+          <w:b/>
+          <w:bCs/>
+          <w:sz w:val="28"/>
+          <w:szCs w:val="28"/>
+        </w:rPr>
+        <w:lastRenderedPageBreak/>
+        <w:t xml:space="preserve">Шаг </w:t>
+      </w:r>
+      <w:proofErr w:type="gramStart"/>
+      <w:r>
+        <w:rPr>
+          <w:rFonts w:ascii="Times New Roman" w:hAnsi="Times New Roman" w:cs="Times New Roman"/>
+          <w:b/>
+          <w:bCs/>
+          <w:sz w:val="28"/>
+          <w:szCs w:val="28"/>
+        </w:rPr>
+        <w:t xml:space="preserve">4: </w:t>
+      </w:r>
+      <w:r>
+        <w:rPr>
+          <w:rFonts w:ascii="Times New Roman" w:hAnsi="Times New Roman" w:cs="Times New Roman"/>
+          <w:sz w:val="28"/>
+          <w:szCs w:val="28"/>
+        </w:rPr>
+        <w:t xml:space="preserve"> </w:t>
+      </w:r>
+      <w:r>
+        <w:rPr>
+          <w:rFonts w:ascii="Times New Roman" w:hAnsi="Times New Roman" w:cs="Times New Roman"/>
+          <w:sz w:val="28"/>
+          <w:szCs w:val="28"/>
+        </w:rPr>
+        <w:t>На</w:t>
+      </w:r>
+      <w:proofErr w:type="gramEnd"/>
+      <w:r>
+        <w:rPr>
+          <w:rFonts w:ascii="Times New Roman" w:hAnsi="Times New Roman" w:cs="Times New Roman"/>
+          <w:sz w:val="28"/>
+          <w:szCs w:val="28"/>
+        </w:rPr>
+        <w:t xml:space="preserve"> маршрутизаторе создадим </w:t>
+      </w:r>
+      <w:r>
+        <w:rPr>
+          <w:rFonts w:ascii="Times New Roman" w:hAnsi="Times New Roman" w:cs="Times New Roman"/>
+          <w:sz w:val="28"/>
+          <w:szCs w:val="28"/>
           <w:lang w:val="en-US"/>
         </w:rPr>
-      </w:pPr>
-      <w:r>
-        <w:rPr>
-          <w:rFonts w:ascii="Times New Roman" w:hAnsi="Times New Roman" w:cs="Times New Roman"/>
-          <w:b/>
-          <w:bCs/>
-          <w:sz w:val="28"/>
-          <w:szCs w:val="28"/>
-        </w:rPr>
-        <w:lastRenderedPageBreak/>
-        <w:t xml:space="preserve">Шаг 4: </w:t>
+        <w:t>Sub</w:t>
       </w:r>
       <w:r>
         <w:rPr>
@@ -4044,7 +4132,7 @@
           <w:sz w:val="28"/>
           <w:szCs w:val="28"/>
         </w:rPr>
-        <w:t xml:space="preserve">На маршрутизаторе создадим </w:t>
+        <w:t xml:space="preserve">– интерфейс </w:t>
       </w:r>
       <w:r>
         <w:rPr>
@@ -4053,31 +4141,6 @@
           <w:szCs w:val="28"/>
           <w:lang w:val="en-US"/>
         </w:rPr>
-        <w:t>Sub</w:t>
-      </w:r>
-      <w:r>
-        <w:rPr>
-          <w:rFonts w:ascii="Times New Roman" w:hAnsi="Times New Roman" w:cs="Times New Roman"/>
-          <w:sz w:val="28"/>
-          <w:szCs w:val="28"/>
-        </w:rPr>
-        <w:t xml:space="preserve"> </w:t>
-      </w:r>
-      <w:r>
-        <w:rPr>
-          <w:rFonts w:ascii="Times New Roman" w:hAnsi="Times New Roman" w:cs="Times New Roman"/>
-          <w:sz w:val="28"/>
-          <w:szCs w:val="28"/>
-        </w:rPr>
-        <w:t xml:space="preserve">– интерфейс </w:t>
-      </w:r>
-      <w:r>
-        <w:rPr>
-          <w:rFonts w:ascii="Times New Roman" w:hAnsi="Times New Roman" w:cs="Times New Roman"/>
-          <w:sz w:val="28"/>
-          <w:szCs w:val="28"/>
-          <w:lang w:val="en-US"/>
-        </w:rPr>
         <w:t>Gi</w:t>
       </w:r>
       <w:r>
@@ -4109,6 +4172,7 @@
       <w:r>
         <w:rPr>
           <w:rFonts w:ascii="Times New Roman" w:hAnsi="Times New Roman" w:cs="Times New Roman"/>
+          <w:noProof/>
           <w:sz w:val="28"/>
           <w:szCs w:val="28"/>
         </w:rPr>
@@ -4300,7 +4364,18 @@
           <w:szCs w:val="28"/>
         </w:rPr>
         <w:lastRenderedPageBreak/>
-        <w:t>Шаг 5:</w:t>
+        <w:t>Шаг 5</w:t>
+      </w:r>
+      <w:proofErr w:type="gramStart"/>
+      <w:r>
+        <w:rPr>
+          <w:rFonts w:ascii="Times New Roman" w:hAnsi="Times New Roman" w:cs="Times New Roman"/>
+          <w:b/>
+          <w:bCs/>
+          <w:sz w:val="28"/>
+          <w:szCs w:val="28"/>
+        </w:rPr>
+        <w:t>:</w:t>
       </w:r>
       <w:r>
         <w:rPr>
@@ -4318,7 +4393,16 @@
           <w:sz w:val="28"/>
           <w:szCs w:val="28"/>
         </w:rPr>
-        <w:t xml:space="preserve">На маршрутизаторе создадим </w:t>
+        <w:t>На</w:t>
+      </w:r>
+      <w:proofErr w:type="gramEnd"/>
+      <w:r>
+        <w:rPr>
+          <w:rFonts w:ascii="Times New Roman" w:hAnsi="Times New Roman" w:cs="Times New Roman"/>
+          <w:sz w:val="28"/>
+          <w:szCs w:val="28"/>
+        </w:rPr>
+        <w:t xml:space="preserve"> маршрутизаторе создадим </w:t>
       </w:r>
       <w:r>
         <w:rPr>
@@ -4383,6 +4467,7 @@
       <w:r>
         <w:rPr>
           <w:rFonts w:ascii="Times New Roman" w:hAnsi="Times New Roman" w:cs="Times New Roman"/>
+          <w:noProof/>
           <w:sz w:val="28"/>
           <w:szCs w:val="28"/>
           <w:lang w:val="en-US"/>
@@ -4534,25 +4619,7 @@
           <w:sz w:val="24"/>
           <w:szCs w:val="24"/>
         </w:rPr>
-        <w:t>1/0/1.</w:t>
-      </w:r>
-      <w:r>
-        <w:rPr>
-          <w:rFonts w:ascii="Times New Roman" w:hAnsi="Times New Roman" w:cs="Times New Roman"/>
-          <w:color w:val="auto"/>
-          <w:sz w:val="24"/>
-          <w:szCs w:val="24"/>
-        </w:rPr>
-        <w:t>2</w:t>
-      </w:r>
-      <w:r>
-        <w:rPr>
-          <w:rFonts w:ascii="Times New Roman" w:hAnsi="Times New Roman" w:cs="Times New Roman"/>
-          <w:color w:val="auto"/>
-          <w:sz w:val="24"/>
-          <w:szCs w:val="24"/>
-        </w:rPr>
-        <w:t>0</w:t>
+        <w:t>1/0/1.20</w:t>
       </w:r>
     </w:p>
     <w:p>
@@ -4609,6 +4676,7 @@
       <w:r>
         <w:rPr>
           <w:rFonts w:ascii="Times New Roman" w:hAnsi="Times New Roman" w:cs="Times New Roman"/>
+          <w:noProof/>
           <w:sz w:val="28"/>
           <w:szCs w:val="28"/>
         </w:rPr>
@@ -4751,6 +4819,9 @@
         <w:keepNext/>
       </w:pPr>
       <w:r>
+        <w:rPr>
+          <w:noProof/>
+        </w:rPr>
         <w:drawing>
           <wp:inline distT="0" distB="0" distL="0" distR="0" wp14:anchorId="393B1C8D" wp14:editId="7011DC3D">
             <wp:extent cx="6480175" cy="1042035"/>
@@ -4890,6 +4961,9 @@
         <w:keepNext/>
       </w:pPr>
       <w:r>
+        <w:rPr>
+          <w:noProof/>
+        </w:rPr>
         <w:lastRenderedPageBreak/>
         <w:drawing>
           <wp:inline distT="0" distB="0" distL="0" distR="0" wp14:anchorId="37CAA707" wp14:editId="4B04BCF3">
@@ -5025,6 +5099,9 @@
     </w:p>
     <w:p>
       <w:r>
+        <w:rPr>
+          <w:noProof/>
+        </w:rPr>
         <w:drawing>
           <wp:inline distT="0" distB="0" distL="0" distR="0" wp14:anchorId="0E49CE7E" wp14:editId="3E873450">
             <wp:extent cx="6480175" cy="998855"/>
@@ -5173,15 +5250,35 @@
           <w:sz w:val="28"/>
           <w:szCs w:val="28"/>
         </w:rPr>
-        <w:t xml:space="preserve">Шаг 6: </w:t>
-      </w:r>
-      <w:r>
-        <w:rPr>
-          <w:rFonts w:ascii="Times New Roman" w:hAnsi="Times New Roman" w:cs="Times New Roman"/>
-          <w:sz w:val="28"/>
-          <w:szCs w:val="28"/>
-        </w:rPr>
-        <w:t>Проверить сетевую связность устройств в сети и маршрутизация между сетями.</w:t>
+        <w:t>Шаг 6</w:t>
+      </w:r>
+      <w:proofErr w:type="gramStart"/>
+      <w:r>
+        <w:rPr>
+          <w:rFonts w:ascii="Times New Roman" w:hAnsi="Times New Roman" w:cs="Times New Roman"/>
+          <w:b/>
+          <w:bCs/>
+          <w:sz w:val="28"/>
+          <w:szCs w:val="28"/>
+        </w:rPr>
+        <w:t xml:space="preserve">: </w:t>
+      </w:r>
+      <w:r>
+        <w:rPr>
+          <w:rFonts w:ascii="Times New Roman" w:hAnsi="Times New Roman" w:cs="Times New Roman"/>
+          <w:sz w:val="28"/>
+          <w:szCs w:val="28"/>
+        </w:rPr>
+        <w:t>Проверить</w:t>
+      </w:r>
+      <w:proofErr w:type="gramEnd"/>
+      <w:r>
+        <w:rPr>
+          <w:rFonts w:ascii="Times New Roman" w:hAnsi="Times New Roman" w:cs="Times New Roman"/>
+          <w:sz w:val="28"/>
+          <w:szCs w:val="28"/>
+        </w:rPr>
+        <w:t xml:space="preserve"> сетевую связность устройств в сети и маршрутизация между сетями.</w:t>
       </w:r>
     </w:p>
     <w:p>
@@ -5189,6 +5286,9 @@
         <w:keepNext/>
       </w:pPr>
       <w:r>
+        <w:rPr>
+          <w:noProof/>
+        </w:rPr>
         <w:drawing>
           <wp:inline distT="0" distB="0" distL="0" distR="0" wp14:anchorId="3B9BC371" wp14:editId="33F5E462">
             <wp:extent cx="6480175" cy="1515745"/>
@@ -5354,2017 +5454,6 @@
           <w:szCs w:val="24"/>
         </w:rPr>
         <w:t xml:space="preserve"> </w:t>
-      </w:r>
-    </w:p>
-    <w:p>
-      <w:pPr>
-        <w:rPr>
-          <w:rFonts w:ascii="Times New Roman" w:hAnsi="Times New Roman" w:cs="Times New Roman"/>
-          <w:b/>
-          <w:bCs/>
-          <w:sz w:val="28"/>
-          <w:szCs w:val="28"/>
-        </w:rPr>
-      </w:pPr>
-      <w:r>
-        <w:rPr>
-          <w:rFonts w:ascii="Times New Roman" w:hAnsi="Times New Roman" w:cs="Times New Roman"/>
-          <w:b/>
-          <w:bCs/>
-          <w:sz w:val="28"/>
-          <w:szCs w:val="28"/>
-        </w:rPr>
-        <w:br w:type="page"/>
-      </w:r>
-    </w:p>
-    <w:p>
-      <w:pPr>
-        <w:rPr>
-          <w:rFonts w:ascii="Times New Roman" w:hAnsi="Times New Roman" w:cs="Times New Roman"/>
-          <w:b/>
-          <w:bCs/>
-          <w:sz w:val="28"/>
-          <w:szCs w:val="28"/>
-        </w:rPr>
-      </w:pPr>
-      <w:r>
-        <w:rPr>
-          <w:rFonts w:ascii="Times New Roman" w:hAnsi="Times New Roman" w:cs="Times New Roman"/>
-          <w:b/>
-          <w:bCs/>
-          <w:sz w:val="28"/>
-          <w:szCs w:val="28"/>
-        </w:rPr>
-        <w:lastRenderedPageBreak/>
-        <w:t>Лабораторная работа 4.</w:t>
-      </w:r>
-      <w:r>
-        <w:rPr>
-          <w:rFonts w:ascii="Times New Roman" w:hAnsi="Times New Roman" w:cs="Times New Roman"/>
-          <w:b/>
-          <w:bCs/>
-          <w:sz w:val="28"/>
-          <w:szCs w:val="28"/>
-        </w:rPr>
-        <w:t>3</w:t>
-      </w:r>
-    </w:p>
-    <w:p>
-      <w:pPr>
-        <w:rPr>
-          <w:rFonts w:ascii="Times New Roman" w:hAnsi="Times New Roman" w:cs="Times New Roman"/>
-          <w:b/>
-          <w:bCs/>
-          <w:sz w:val="28"/>
-          <w:szCs w:val="28"/>
-        </w:rPr>
-      </w:pPr>
-      <w:r>
-        <w:rPr>
-          <w:rFonts w:ascii="Times New Roman" w:hAnsi="Times New Roman" w:cs="Times New Roman"/>
-          <w:b/>
-          <w:bCs/>
-          <w:sz w:val="28"/>
-          <w:szCs w:val="28"/>
-        </w:rPr>
-        <w:drawing>
-          <wp:inline distT="0" distB="0" distL="0" distR="0" wp14:anchorId="308C571F" wp14:editId="12F7093F">
-            <wp:extent cx="6480175" cy="3496310"/>
-            <wp:effectExtent l="0" t="0" r="0" b="8890"/>
-            <wp:docPr id="53" name="Рисунок 53"/>
-            <wp:cNvGraphicFramePr>
-              <a:graphicFrameLocks xmlns:a="http://schemas.openxmlformats.org/drawingml/2006/main" noChangeAspect="1"/>
-            </wp:cNvGraphicFramePr>
-            <a:graphic xmlns:a="http://schemas.openxmlformats.org/drawingml/2006/main">
-              <a:graphicData uri="http://schemas.openxmlformats.org/drawingml/2006/picture">
-                <pic:pic xmlns:pic="http://schemas.openxmlformats.org/drawingml/2006/picture">
-                  <pic:nvPicPr>
-                    <pic:cNvPr id="1" name=""/>
-                    <pic:cNvPicPr/>
-                  </pic:nvPicPr>
-                  <pic:blipFill>
-                    <a:blip r:embed="rId16"/>
-                    <a:stretch>
-                      <a:fillRect/>
-                    </a:stretch>
-                  </pic:blipFill>
-                  <pic:spPr>
-                    <a:xfrm>
-                      <a:off x="0" y="0"/>
-                      <a:ext cx="6480175" cy="3496310"/>
-                    </a:xfrm>
-                    <a:prstGeom prst="rect">
-                      <a:avLst/>
-                    </a:prstGeom>
-                  </pic:spPr>
-                </pic:pic>
-              </a:graphicData>
-            </a:graphic>
-          </wp:inline>
-        </w:drawing>
-      </w:r>
-    </w:p>
-    <w:p>
-      <w:pPr>
-        <w:rPr>
-          <w:rFonts w:ascii="Times New Roman" w:hAnsi="Times New Roman" w:cs="Times New Roman"/>
-          <w:b/>
-          <w:bCs/>
-          <w:sz w:val="28"/>
-          <w:szCs w:val="28"/>
-        </w:rPr>
-      </w:pPr>
-      <w:r>
-        <w:rPr>
-          <w:rFonts w:ascii="Times New Roman" w:hAnsi="Times New Roman" w:cs="Times New Roman"/>
-          <w:b/>
-          <w:bCs/>
-          <w:sz w:val="28"/>
-          <w:szCs w:val="28"/>
-        </w:rPr>
-        <w:t>Ход работы:</w:t>
-      </w:r>
-    </w:p>
-    <w:p>
-      <w:pPr>
-        <w:ind w:firstLine="426"/>
-        <w:rPr>
-          <w:rFonts w:ascii="Times New Roman" w:hAnsi="Times New Roman" w:cs="Times New Roman"/>
-          <w:sz w:val="28"/>
-          <w:szCs w:val="28"/>
-        </w:rPr>
-      </w:pPr>
-      <w:r>
-        <w:rPr>
-          <w:rFonts w:ascii="Times New Roman" w:hAnsi="Times New Roman" w:cs="Times New Roman"/>
-          <w:b/>
-          <w:bCs/>
-          <w:sz w:val="28"/>
-          <w:szCs w:val="28"/>
-        </w:rPr>
-        <w:t xml:space="preserve">Шаг 1: </w:t>
-      </w:r>
-      <w:r>
-        <w:rPr>
-          <w:rFonts w:ascii="Times New Roman" w:hAnsi="Times New Roman" w:cs="Times New Roman"/>
-          <w:sz w:val="28"/>
-          <w:szCs w:val="28"/>
-        </w:rPr>
-        <w:t xml:space="preserve">Создать </w:t>
-      </w:r>
-      <w:r>
-        <w:rPr>
-          <w:rFonts w:ascii="Times New Roman" w:hAnsi="Times New Roman" w:cs="Times New Roman"/>
-          <w:sz w:val="28"/>
-          <w:szCs w:val="28"/>
-          <w:lang w:val="en-US"/>
-        </w:rPr>
-        <w:t>VLAN</w:t>
-      </w:r>
-      <w:r>
-        <w:rPr>
-          <w:rFonts w:ascii="Times New Roman" w:hAnsi="Times New Roman" w:cs="Times New Roman"/>
-          <w:sz w:val="28"/>
-          <w:szCs w:val="28"/>
-        </w:rPr>
-        <w:t xml:space="preserve"> 10 </w:t>
-      </w:r>
-      <w:r>
-        <w:rPr>
-          <w:rFonts w:ascii="Times New Roman" w:hAnsi="Times New Roman" w:cs="Times New Roman"/>
-          <w:sz w:val="28"/>
-          <w:szCs w:val="28"/>
-        </w:rPr>
-        <w:t>и 20 на коммутаторе.</w:t>
-      </w:r>
-    </w:p>
-    <w:p>
-      <w:pPr>
-        <w:ind w:firstLine="426"/>
-        <w:rPr>
-          <w:rFonts w:ascii="Times New Roman" w:hAnsi="Times New Roman" w:cs="Times New Roman"/>
-          <w:sz w:val="28"/>
-          <w:szCs w:val="28"/>
-        </w:rPr>
-      </w:pPr>
-      <w:r>
-        <w:rPr>
-          <w:rFonts w:ascii="Times New Roman" w:hAnsi="Times New Roman" w:cs="Times New Roman"/>
-          <w:sz w:val="28"/>
-          <w:szCs w:val="28"/>
-        </w:rPr>
-        <w:drawing>
-          <wp:inline distT="0" distB="0" distL="0" distR="0" wp14:anchorId="2A2A6638" wp14:editId="37A02BE4">
-            <wp:extent cx="6480175" cy="2599690"/>
-            <wp:effectExtent l="0" t="0" r="0" b="0"/>
-            <wp:docPr id="54" name="Рисунок 54"/>
-            <wp:cNvGraphicFramePr>
-              <a:graphicFrameLocks xmlns:a="http://schemas.openxmlformats.org/drawingml/2006/main" noChangeAspect="1"/>
-            </wp:cNvGraphicFramePr>
-            <a:graphic xmlns:a="http://schemas.openxmlformats.org/drawingml/2006/main">
-              <a:graphicData uri="http://schemas.openxmlformats.org/drawingml/2006/picture">
-                <pic:pic xmlns:pic="http://schemas.openxmlformats.org/drawingml/2006/picture">
-                  <pic:nvPicPr>
-                    <pic:cNvPr id="1" name=""/>
-                    <pic:cNvPicPr/>
-                  </pic:nvPicPr>
-                  <pic:blipFill>
-                    <a:blip r:embed="rId17"/>
-                    <a:stretch>
-                      <a:fillRect/>
-                    </a:stretch>
-                  </pic:blipFill>
-                  <pic:spPr>
-                    <a:xfrm>
-                      <a:off x="0" y="0"/>
-                      <a:ext cx="6480175" cy="2599690"/>
-                    </a:xfrm>
-                    <a:prstGeom prst="rect">
-                      <a:avLst/>
-                    </a:prstGeom>
-                  </pic:spPr>
-                </pic:pic>
-              </a:graphicData>
-            </a:graphic>
-          </wp:inline>
-        </w:drawing>
-      </w:r>
-    </w:p>
-    <w:p>
-      <w:pPr>
-        <w:pStyle w:val="a4"/>
-        <w:jc w:val="center"/>
-        <w:rPr>
-          <w:rFonts w:ascii="Times New Roman" w:hAnsi="Times New Roman" w:cs="Times New Roman"/>
-          <w:color w:val="auto"/>
-          <w:sz w:val="24"/>
-          <w:szCs w:val="24"/>
-        </w:rPr>
-      </w:pPr>
-      <w:r>
-        <w:rPr>
-          <w:rFonts w:ascii="Times New Roman" w:hAnsi="Times New Roman" w:cs="Times New Roman"/>
-          <w:color w:val="auto"/>
-          <w:sz w:val="24"/>
-          <w:szCs w:val="24"/>
-        </w:rPr>
-        <w:t xml:space="preserve">Рисунок </w:t>
-      </w:r>
-      <w:r>
-        <w:rPr>
-          <w:rFonts w:ascii="Times New Roman" w:hAnsi="Times New Roman" w:cs="Times New Roman"/>
-          <w:color w:val="auto"/>
-          <w:sz w:val="24"/>
-          <w:szCs w:val="24"/>
-        </w:rPr>
-        <w:t>1</w:t>
-      </w:r>
-      <w:r>
-        <w:rPr>
-          <w:rFonts w:ascii="Times New Roman" w:hAnsi="Times New Roman" w:cs="Times New Roman"/>
-          <w:color w:val="auto"/>
-          <w:sz w:val="24"/>
-          <w:szCs w:val="24"/>
-        </w:rPr>
-        <w:t xml:space="preserve"> – </w:t>
-      </w:r>
-      <w:r>
-        <w:rPr>
-          <w:rFonts w:ascii="Times New Roman" w:hAnsi="Times New Roman" w:cs="Times New Roman"/>
-          <w:color w:val="auto"/>
-          <w:sz w:val="24"/>
-          <w:szCs w:val="24"/>
-        </w:rPr>
-        <w:t xml:space="preserve">Создание </w:t>
-      </w:r>
-      <w:r>
-        <w:rPr>
-          <w:rFonts w:ascii="Times New Roman" w:hAnsi="Times New Roman" w:cs="Times New Roman"/>
-          <w:color w:val="auto"/>
-          <w:sz w:val="24"/>
-          <w:szCs w:val="24"/>
-          <w:lang w:val="en-US"/>
-        </w:rPr>
-        <w:t>VLAN</w:t>
-      </w:r>
-    </w:p>
-    <w:p>
-      <w:pPr>
-        <w:rPr>
-          <w:rFonts w:ascii="Times New Roman" w:hAnsi="Times New Roman" w:cs="Times New Roman"/>
-          <w:b/>
-          <w:bCs/>
-          <w:sz w:val="28"/>
-          <w:szCs w:val="28"/>
-        </w:rPr>
-      </w:pPr>
-      <w:r>
-        <w:rPr>
-          <w:rFonts w:ascii="Times New Roman" w:hAnsi="Times New Roman" w:cs="Times New Roman"/>
-          <w:b/>
-          <w:bCs/>
-          <w:sz w:val="28"/>
-          <w:szCs w:val="28"/>
-        </w:rPr>
-        <w:br w:type="page"/>
-      </w:r>
-    </w:p>
-    <w:p>
-      <w:pPr>
-        <w:rPr>
-          <w:rFonts w:ascii="Times New Roman" w:hAnsi="Times New Roman" w:cs="Times New Roman"/>
-          <w:sz w:val="28"/>
-          <w:szCs w:val="28"/>
-          <w:lang w:val="en-US"/>
-        </w:rPr>
-      </w:pPr>
-      <w:r>
-        <w:rPr>
-          <w:rFonts w:ascii="Times New Roman" w:hAnsi="Times New Roman" w:cs="Times New Roman"/>
-          <w:b/>
-          <w:bCs/>
-          <w:sz w:val="28"/>
-          <w:szCs w:val="28"/>
-        </w:rPr>
-        <w:lastRenderedPageBreak/>
-        <w:t xml:space="preserve">Шаг 2: </w:t>
-      </w:r>
-      <w:r>
-        <w:rPr>
-          <w:rFonts w:ascii="Times New Roman" w:hAnsi="Times New Roman" w:cs="Times New Roman"/>
-          <w:sz w:val="28"/>
-          <w:szCs w:val="28"/>
-        </w:rPr>
-        <w:t>Добавить порты Gi1/0/1 и Gi1/0/2 в VLAN 10. Добавить порты Gi1/0/11 и</w:t>
-      </w:r>
-      <w:r>
-        <w:rPr>
-          <w:rFonts w:ascii="Times New Roman" w:hAnsi="Times New Roman" w:cs="Times New Roman"/>
-          <w:sz w:val="28"/>
-          <w:szCs w:val="28"/>
-        </w:rPr>
-        <w:t xml:space="preserve"> </w:t>
-      </w:r>
-      <w:r>
-        <w:rPr>
-          <w:rFonts w:ascii="Times New Roman" w:hAnsi="Times New Roman" w:cs="Times New Roman"/>
-          <w:sz w:val="28"/>
-          <w:szCs w:val="28"/>
-        </w:rPr>
-        <w:t>Gi1/0/12 в VLAN 20. Порты коммутатора Gi1/0/1, Gi1/0/2 перевести в режим</w:t>
-      </w:r>
-      <w:r>
-        <w:rPr>
-          <w:rFonts w:ascii="Times New Roman" w:hAnsi="Times New Roman" w:cs="Times New Roman"/>
-          <w:sz w:val="28"/>
-          <w:szCs w:val="28"/>
-        </w:rPr>
-        <w:t xml:space="preserve"> </w:t>
-      </w:r>
-      <w:r>
-        <w:rPr>
-          <w:rFonts w:ascii="Times New Roman" w:hAnsi="Times New Roman" w:cs="Times New Roman"/>
-          <w:sz w:val="28"/>
-          <w:szCs w:val="28"/>
-        </w:rPr>
-        <w:t>доступа.</w:t>
-      </w:r>
-    </w:p>
-    <w:p>
-      <w:pPr>
-        <w:keepNext/>
-        <w:ind w:firstLine="426"/>
-      </w:pPr>
-      <w:r>
-        <w:drawing>
-          <wp:inline distT="0" distB="0" distL="0" distR="0" wp14:anchorId="16C0907D" wp14:editId="7473C9E6">
-            <wp:extent cx="6480175" cy="3455035"/>
-            <wp:effectExtent l="0" t="0" r="0" b="0"/>
-            <wp:docPr id="55" name="Рисунок 55"/>
-            <wp:cNvGraphicFramePr>
-              <a:graphicFrameLocks xmlns:a="http://schemas.openxmlformats.org/drawingml/2006/main" noChangeAspect="1"/>
-            </wp:cNvGraphicFramePr>
-            <a:graphic xmlns:a="http://schemas.openxmlformats.org/drawingml/2006/main">
-              <a:graphicData uri="http://schemas.openxmlformats.org/drawingml/2006/picture">
-                <pic:pic xmlns:pic="http://schemas.openxmlformats.org/drawingml/2006/picture">
-                  <pic:nvPicPr>
-                    <pic:cNvPr id="1" name=""/>
-                    <pic:cNvPicPr/>
-                  </pic:nvPicPr>
-                  <pic:blipFill>
-                    <a:blip r:embed="rId18"/>
-                    <a:stretch>
-                      <a:fillRect/>
-                    </a:stretch>
-                  </pic:blipFill>
-                  <pic:spPr>
-                    <a:xfrm>
-                      <a:off x="0" y="0"/>
-                      <a:ext cx="6480175" cy="3455035"/>
-                    </a:xfrm>
-                    <a:prstGeom prst="rect">
-                      <a:avLst/>
-                    </a:prstGeom>
-                  </pic:spPr>
-                </pic:pic>
-              </a:graphicData>
-            </a:graphic>
-          </wp:inline>
-        </w:drawing>
-      </w:r>
-    </w:p>
-    <w:p>
-      <w:pPr>
-        <w:pStyle w:val="a4"/>
-        <w:jc w:val="center"/>
-        <w:rPr>
-          <w:rFonts w:ascii="Times New Roman" w:hAnsi="Times New Roman" w:cs="Times New Roman"/>
-          <w:color w:val="auto"/>
-          <w:sz w:val="24"/>
-          <w:szCs w:val="24"/>
-        </w:rPr>
-      </w:pPr>
-      <w:r>
-        <w:rPr>
-          <w:rFonts w:ascii="Times New Roman" w:hAnsi="Times New Roman" w:cs="Times New Roman"/>
-          <w:color w:val="auto"/>
-          <w:sz w:val="24"/>
-          <w:szCs w:val="24"/>
-        </w:rPr>
-        <w:t xml:space="preserve">Рисунок </w:t>
-      </w:r>
-      <w:r>
-        <w:rPr>
-          <w:rFonts w:ascii="Times New Roman" w:hAnsi="Times New Roman" w:cs="Times New Roman"/>
-          <w:color w:val="auto"/>
-          <w:sz w:val="24"/>
-          <w:szCs w:val="24"/>
-        </w:rPr>
-        <w:fldChar w:fldCharType="begin"/>
-      </w:r>
-      <w:r>
-        <w:rPr>
-          <w:rFonts w:ascii="Times New Roman" w:hAnsi="Times New Roman" w:cs="Times New Roman"/>
-          <w:color w:val="auto"/>
-          <w:sz w:val="24"/>
-          <w:szCs w:val="24"/>
-        </w:rPr>
-        <w:instrText xml:space="preserve"> SEQ Рисунок \* ARABIC </w:instrText>
-      </w:r>
-      <w:r>
-        <w:rPr>
-          <w:rFonts w:ascii="Times New Roman" w:hAnsi="Times New Roman" w:cs="Times New Roman"/>
-          <w:color w:val="auto"/>
-          <w:sz w:val="24"/>
-          <w:szCs w:val="24"/>
-        </w:rPr>
-        <w:fldChar w:fldCharType="separate"/>
-      </w:r>
-      <w:r>
-        <w:rPr>
-          <w:rFonts w:ascii="Times New Roman" w:hAnsi="Times New Roman" w:cs="Times New Roman"/>
-          <w:noProof/>
-          <w:color w:val="auto"/>
-          <w:sz w:val="24"/>
-          <w:szCs w:val="24"/>
-        </w:rPr>
-        <w:t>3</w:t>
-      </w:r>
-      <w:r>
-        <w:rPr>
-          <w:rFonts w:ascii="Times New Roman" w:hAnsi="Times New Roman" w:cs="Times New Roman"/>
-          <w:color w:val="auto"/>
-          <w:sz w:val="24"/>
-          <w:szCs w:val="24"/>
-        </w:rPr>
-        <w:fldChar w:fldCharType="end"/>
-      </w:r>
-      <w:r>
-        <w:rPr>
-          <w:rFonts w:ascii="Times New Roman" w:hAnsi="Times New Roman" w:cs="Times New Roman"/>
-          <w:color w:val="auto"/>
-          <w:sz w:val="24"/>
-          <w:szCs w:val="24"/>
-        </w:rPr>
-        <w:t xml:space="preserve"> – </w:t>
-      </w:r>
-      <w:r>
-        <w:rPr>
-          <w:rFonts w:ascii="Times New Roman" w:hAnsi="Times New Roman" w:cs="Times New Roman"/>
-          <w:color w:val="auto"/>
-          <w:sz w:val="24"/>
-          <w:szCs w:val="24"/>
-        </w:rPr>
-        <w:t xml:space="preserve">Создание </w:t>
-      </w:r>
-      <w:r>
-        <w:rPr>
-          <w:rFonts w:ascii="Times New Roman" w:hAnsi="Times New Roman" w:cs="Times New Roman"/>
-          <w:color w:val="auto"/>
-          <w:sz w:val="24"/>
-          <w:szCs w:val="24"/>
-          <w:lang w:val="en-US"/>
-        </w:rPr>
-        <w:t>vlan</w:t>
-      </w:r>
-      <w:r>
-        <w:rPr>
-          <w:rFonts w:ascii="Times New Roman" w:hAnsi="Times New Roman" w:cs="Times New Roman"/>
-          <w:color w:val="auto"/>
-          <w:sz w:val="24"/>
-          <w:szCs w:val="24"/>
-        </w:rPr>
-        <w:t xml:space="preserve"> и присвоение имен на порты</w:t>
-      </w:r>
-    </w:p>
-    <w:p>
-      <w:pPr>
-        <w:rPr>
-          <w:rFonts w:ascii="Times New Roman" w:hAnsi="Times New Roman" w:cs="Times New Roman"/>
-          <w:sz w:val="28"/>
-          <w:szCs w:val="28"/>
-        </w:rPr>
-      </w:pPr>
-      <w:r>
-        <w:rPr>
-          <w:rFonts w:ascii="Times New Roman" w:hAnsi="Times New Roman" w:cs="Times New Roman"/>
-          <w:b/>
-          <w:bCs/>
-          <w:sz w:val="28"/>
-          <w:szCs w:val="28"/>
-        </w:rPr>
-        <w:t xml:space="preserve">Шаг 3: </w:t>
-      </w:r>
-      <w:r>
-        <w:rPr>
-          <w:rFonts w:ascii="Times New Roman" w:hAnsi="Times New Roman" w:cs="Times New Roman"/>
-          <w:sz w:val="28"/>
-          <w:szCs w:val="28"/>
-        </w:rPr>
-        <w:t xml:space="preserve">Переведём порт коммутатора </w:t>
-      </w:r>
-      <w:r>
-        <w:rPr>
-          <w:rFonts w:ascii="Times New Roman" w:hAnsi="Times New Roman" w:cs="Times New Roman"/>
-          <w:sz w:val="28"/>
-          <w:szCs w:val="28"/>
-          <w:lang w:val="en-US"/>
-        </w:rPr>
-        <w:t>Gi</w:t>
-      </w:r>
-      <w:r>
-        <w:rPr>
-          <w:rFonts w:ascii="Times New Roman" w:hAnsi="Times New Roman" w:cs="Times New Roman"/>
-          <w:sz w:val="28"/>
-          <w:szCs w:val="28"/>
-        </w:rPr>
-        <w:t xml:space="preserve">1/0/6 </w:t>
-      </w:r>
-      <w:r>
-        <w:rPr>
-          <w:rFonts w:ascii="Times New Roman" w:hAnsi="Times New Roman" w:cs="Times New Roman"/>
-          <w:sz w:val="28"/>
-          <w:szCs w:val="28"/>
-        </w:rPr>
-        <w:t xml:space="preserve">в магистральный режим и разрешим передвижение 10 и 20 </w:t>
-      </w:r>
-      <w:r>
-        <w:rPr>
-          <w:rFonts w:ascii="Times New Roman" w:hAnsi="Times New Roman" w:cs="Times New Roman"/>
-          <w:sz w:val="28"/>
-          <w:szCs w:val="28"/>
-          <w:lang w:val="en-US"/>
-        </w:rPr>
-        <w:t>VLAN</w:t>
-      </w:r>
-      <w:r>
-        <w:rPr>
-          <w:rFonts w:ascii="Times New Roman" w:hAnsi="Times New Roman" w:cs="Times New Roman"/>
-          <w:sz w:val="28"/>
-          <w:szCs w:val="28"/>
-        </w:rPr>
-        <w:t>.</w:t>
-      </w:r>
-    </w:p>
-    <w:p>
-      <w:pPr>
-        <w:keepNext/>
-      </w:pPr>
-      <w:r>
-        <w:drawing>
-          <wp:inline distT="0" distB="0" distL="0" distR="0" wp14:anchorId="19156921" wp14:editId="656ED21B">
-            <wp:extent cx="6480175" cy="2284095"/>
-            <wp:effectExtent l="0" t="0" r="0" b="1905"/>
-            <wp:docPr id="56" name="Рисунок 56"/>
-            <wp:cNvGraphicFramePr>
-              <a:graphicFrameLocks xmlns:a="http://schemas.openxmlformats.org/drawingml/2006/main" noChangeAspect="1"/>
-            </wp:cNvGraphicFramePr>
-            <a:graphic xmlns:a="http://schemas.openxmlformats.org/drawingml/2006/main">
-              <a:graphicData uri="http://schemas.openxmlformats.org/drawingml/2006/picture">
-                <pic:pic xmlns:pic="http://schemas.openxmlformats.org/drawingml/2006/picture">
-                  <pic:nvPicPr>
-                    <pic:cNvPr id="1" name=""/>
-                    <pic:cNvPicPr/>
-                  </pic:nvPicPr>
-                  <pic:blipFill>
-                    <a:blip r:embed="rId19"/>
-                    <a:stretch>
-                      <a:fillRect/>
-                    </a:stretch>
-                  </pic:blipFill>
-                  <pic:spPr>
-                    <a:xfrm>
-                      <a:off x="0" y="0"/>
-                      <a:ext cx="6480175" cy="2284095"/>
-                    </a:xfrm>
-                    <a:prstGeom prst="rect">
-                      <a:avLst/>
-                    </a:prstGeom>
-                  </pic:spPr>
-                </pic:pic>
-              </a:graphicData>
-            </a:graphic>
-          </wp:inline>
-        </w:drawing>
-      </w:r>
-    </w:p>
-    <w:p>
-      <w:pPr>
-        <w:pStyle w:val="a4"/>
-        <w:jc w:val="center"/>
-        <w:rPr>
-          <w:rFonts w:ascii="Times New Roman" w:hAnsi="Times New Roman" w:cs="Times New Roman"/>
-          <w:color w:val="auto"/>
-          <w:sz w:val="24"/>
-          <w:szCs w:val="24"/>
-        </w:rPr>
-      </w:pPr>
-      <w:r>
-        <w:rPr>
-          <w:rFonts w:ascii="Times New Roman" w:hAnsi="Times New Roman" w:cs="Times New Roman"/>
-          <w:color w:val="auto"/>
-          <w:sz w:val="24"/>
-          <w:szCs w:val="24"/>
-        </w:rPr>
-        <w:t xml:space="preserve">Рисунок </w:t>
-      </w:r>
-      <w:r>
-        <w:rPr>
-          <w:rFonts w:ascii="Times New Roman" w:hAnsi="Times New Roman" w:cs="Times New Roman"/>
-          <w:color w:val="auto"/>
-          <w:sz w:val="24"/>
-          <w:szCs w:val="24"/>
-        </w:rPr>
-        <w:t>4</w:t>
-      </w:r>
-      <w:r>
-        <w:rPr>
-          <w:rFonts w:ascii="Times New Roman" w:hAnsi="Times New Roman" w:cs="Times New Roman"/>
-          <w:color w:val="auto"/>
-          <w:sz w:val="24"/>
-          <w:szCs w:val="24"/>
-        </w:rPr>
-        <w:t xml:space="preserve"> – </w:t>
-      </w:r>
-      <w:r>
-        <w:rPr>
-          <w:rFonts w:ascii="Times New Roman" w:hAnsi="Times New Roman" w:cs="Times New Roman"/>
-          <w:color w:val="auto"/>
-          <w:sz w:val="24"/>
-          <w:szCs w:val="24"/>
-        </w:rPr>
-        <w:t>Настройка магистрального порта коммутатора</w:t>
-      </w:r>
-    </w:p>
-    <w:p>
-      <w:pPr>
-        <w:rPr>
-          <w:rFonts w:ascii="Times New Roman" w:hAnsi="Times New Roman" w:cs="Times New Roman"/>
-          <w:b/>
-          <w:bCs/>
-          <w:sz w:val="28"/>
-          <w:szCs w:val="28"/>
-        </w:rPr>
-      </w:pPr>
-      <w:r>
-        <w:rPr>
-          <w:rFonts w:ascii="Times New Roman" w:hAnsi="Times New Roman" w:cs="Times New Roman"/>
-          <w:b/>
-          <w:bCs/>
-          <w:sz w:val="28"/>
-          <w:szCs w:val="28"/>
-        </w:rPr>
-        <w:br w:type="page"/>
-      </w:r>
-    </w:p>
-    <w:p>
-      <w:pPr>
-        <w:rPr>
-          <w:rFonts w:ascii="Times New Roman" w:hAnsi="Times New Roman" w:cs="Times New Roman"/>
-          <w:sz w:val="28"/>
-          <w:szCs w:val="28"/>
-        </w:rPr>
-      </w:pPr>
-      <w:r>
-        <w:rPr>
-          <w:rFonts w:ascii="Times New Roman" w:hAnsi="Times New Roman" w:cs="Times New Roman"/>
-          <w:b/>
-          <w:bCs/>
-          <w:sz w:val="28"/>
-          <w:szCs w:val="28"/>
-        </w:rPr>
-        <w:lastRenderedPageBreak/>
-        <w:t xml:space="preserve">Шаг 4: </w:t>
-      </w:r>
-      <w:r>
-        <w:rPr>
-          <w:rFonts w:ascii="Times New Roman" w:hAnsi="Times New Roman" w:cs="Times New Roman"/>
-          <w:sz w:val="28"/>
-          <w:szCs w:val="28"/>
-        </w:rPr>
-        <w:t xml:space="preserve"> На маршрутизаторе создадим </w:t>
-      </w:r>
-      <w:r>
-        <w:rPr>
-          <w:rFonts w:ascii="Times New Roman" w:hAnsi="Times New Roman" w:cs="Times New Roman"/>
-          <w:sz w:val="28"/>
-          <w:szCs w:val="28"/>
-          <w:lang w:val="en-US"/>
-        </w:rPr>
-        <w:t>Sub</w:t>
-      </w:r>
-      <w:r>
-        <w:rPr>
-          <w:rFonts w:ascii="Times New Roman" w:hAnsi="Times New Roman" w:cs="Times New Roman"/>
-          <w:sz w:val="28"/>
-          <w:szCs w:val="28"/>
-        </w:rPr>
-        <w:t xml:space="preserve"> </w:t>
-      </w:r>
-      <w:r>
-        <w:rPr>
-          <w:rFonts w:ascii="Times New Roman" w:hAnsi="Times New Roman" w:cs="Times New Roman"/>
-          <w:sz w:val="28"/>
-          <w:szCs w:val="28"/>
-        </w:rPr>
-        <w:t xml:space="preserve">– интерфейс </w:t>
-      </w:r>
-      <w:r>
-        <w:rPr>
-          <w:rFonts w:ascii="Times New Roman" w:hAnsi="Times New Roman" w:cs="Times New Roman"/>
-          <w:sz w:val="28"/>
-          <w:szCs w:val="28"/>
-          <w:lang w:val="en-US"/>
-        </w:rPr>
-        <w:t>Gi</w:t>
-      </w:r>
-      <w:r>
-        <w:rPr>
-          <w:rFonts w:ascii="Times New Roman" w:hAnsi="Times New Roman" w:cs="Times New Roman"/>
-          <w:sz w:val="28"/>
-          <w:szCs w:val="28"/>
-        </w:rPr>
-        <w:t xml:space="preserve">1/0/1.10 </w:t>
-      </w:r>
-      <w:r>
-        <w:rPr>
-          <w:rFonts w:ascii="Times New Roman" w:hAnsi="Times New Roman" w:cs="Times New Roman"/>
-          <w:sz w:val="28"/>
-          <w:szCs w:val="28"/>
-        </w:rPr>
-        <w:t>и присвоим адрес 192.168.10.1/24</w:t>
-      </w:r>
-    </w:p>
-    <w:p>
-      <w:pPr>
-        <w:ind w:firstLine="284"/>
-        <w:rPr>
-          <w:rFonts w:ascii="Times New Roman" w:hAnsi="Times New Roman" w:cs="Times New Roman"/>
-          <w:sz w:val="28"/>
-          <w:szCs w:val="28"/>
-        </w:rPr>
-      </w:pPr>
-      <w:r>
-        <w:rPr>
-          <w:rFonts w:ascii="Times New Roman" w:hAnsi="Times New Roman" w:cs="Times New Roman"/>
-          <w:sz w:val="28"/>
-          <w:szCs w:val="28"/>
-        </w:rPr>
-        <w:drawing>
-          <wp:inline distT="0" distB="0" distL="0" distR="0" wp14:anchorId="677F3BB6" wp14:editId="17229028">
-            <wp:extent cx="6480175" cy="3828415"/>
-            <wp:effectExtent l="0" t="0" r="0" b="635"/>
-            <wp:docPr id="57" name="Рисунок 57"/>
-            <wp:cNvGraphicFramePr>
-              <a:graphicFrameLocks xmlns:a="http://schemas.openxmlformats.org/drawingml/2006/main" noChangeAspect="1"/>
-            </wp:cNvGraphicFramePr>
-            <a:graphic xmlns:a="http://schemas.openxmlformats.org/drawingml/2006/main">
-              <a:graphicData uri="http://schemas.openxmlformats.org/drawingml/2006/picture">
-                <pic:pic xmlns:pic="http://schemas.openxmlformats.org/drawingml/2006/picture">
-                  <pic:nvPicPr>
-                    <pic:cNvPr id="1" name=""/>
-                    <pic:cNvPicPr/>
-                  </pic:nvPicPr>
-                  <pic:blipFill>
-                    <a:blip r:embed="rId20"/>
-                    <a:stretch>
-                      <a:fillRect/>
-                    </a:stretch>
-                  </pic:blipFill>
-                  <pic:spPr>
-                    <a:xfrm>
-                      <a:off x="0" y="0"/>
-                      <a:ext cx="6480175" cy="3828415"/>
-                    </a:xfrm>
-                    <a:prstGeom prst="rect">
-                      <a:avLst/>
-                    </a:prstGeom>
-                  </pic:spPr>
-                </pic:pic>
-              </a:graphicData>
-            </a:graphic>
-          </wp:inline>
-        </w:drawing>
-      </w:r>
-    </w:p>
-    <w:p>
-      <w:pPr>
-        <w:pStyle w:val="a4"/>
-        <w:jc w:val="center"/>
-        <w:rPr>
-          <w:rFonts w:ascii="Times New Roman" w:hAnsi="Times New Roman" w:cs="Times New Roman"/>
-          <w:color w:val="auto"/>
-          <w:sz w:val="24"/>
-          <w:szCs w:val="24"/>
-        </w:rPr>
-      </w:pPr>
-      <w:r>
-        <w:rPr>
-          <w:rFonts w:ascii="Times New Roman" w:hAnsi="Times New Roman" w:cs="Times New Roman"/>
-          <w:color w:val="auto"/>
-          <w:sz w:val="24"/>
-          <w:szCs w:val="24"/>
-        </w:rPr>
-        <w:t xml:space="preserve">Рисунок </w:t>
-      </w:r>
-      <w:r>
-        <w:rPr>
-          <w:rFonts w:ascii="Times New Roman" w:hAnsi="Times New Roman" w:cs="Times New Roman"/>
-          <w:color w:val="auto"/>
-          <w:sz w:val="24"/>
-          <w:szCs w:val="24"/>
-        </w:rPr>
-        <w:t>5</w:t>
-      </w:r>
-      <w:r>
-        <w:rPr>
-          <w:rFonts w:ascii="Times New Roman" w:hAnsi="Times New Roman" w:cs="Times New Roman"/>
-          <w:color w:val="auto"/>
-          <w:sz w:val="24"/>
-          <w:szCs w:val="24"/>
-        </w:rPr>
-        <w:t xml:space="preserve"> </w:t>
-      </w:r>
-      <w:r>
-        <w:rPr>
-          <w:rFonts w:ascii="Times New Roman" w:hAnsi="Times New Roman" w:cs="Times New Roman"/>
-          <w:color w:val="auto"/>
-          <w:sz w:val="24"/>
-          <w:szCs w:val="24"/>
-        </w:rPr>
-        <w:t>–</w:t>
-      </w:r>
-      <w:r>
-        <w:rPr>
-          <w:rFonts w:ascii="Times New Roman" w:hAnsi="Times New Roman" w:cs="Times New Roman"/>
-          <w:color w:val="auto"/>
-          <w:sz w:val="24"/>
-          <w:szCs w:val="24"/>
-        </w:rPr>
-        <w:t xml:space="preserve"> </w:t>
-      </w:r>
-      <w:r>
-        <w:rPr>
-          <w:rFonts w:ascii="Times New Roman" w:hAnsi="Times New Roman" w:cs="Times New Roman"/>
-          <w:color w:val="auto"/>
-          <w:sz w:val="24"/>
-          <w:szCs w:val="24"/>
-        </w:rPr>
-        <w:t xml:space="preserve">Настройка </w:t>
-      </w:r>
-      <w:r>
-        <w:rPr>
-          <w:rFonts w:ascii="Times New Roman" w:hAnsi="Times New Roman" w:cs="Times New Roman"/>
-          <w:color w:val="auto"/>
-          <w:sz w:val="24"/>
-          <w:szCs w:val="24"/>
-          <w:lang w:val="en-US"/>
-        </w:rPr>
-        <w:t>Sub</w:t>
-      </w:r>
-      <w:r>
-        <w:rPr>
-          <w:rFonts w:ascii="Times New Roman" w:hAnsi="Times New Roman" w:cs="Times New Roman"/>
-          <w:color w:val="auto"/>
-          <w:sz w:val="24"/>
-          <w:szCs w:val="24"/>
-        </w:rPr>
-        <w:t xml:space="preserve"> </w:t>
-      </w:r>
-      <w:r>
-        <w:rPr>
-          <w:rFonts w:ascii="Times New Roman" w:hAnsi="Times New Roman" w:cs="Times New Roman"/>
-          <w:color w:val="auto"/>
-          <w:sz w:val="24"/>
-          <w:szCs w:val="24"/>
-        </w:rPr>
-        <w:t xml:space="preserve">интерфейса </w:t>
-      </w:r>
-      <w:r>
-        <w:rPr>
-          <w:rFonts w:ascii="Times New Roman" w:hAnsi="Times New Roman" w:cs="Times New Roman"/>
-          <w:color w:val="auto"/>
-          <w:sz w:val="24"/>
-          <w:szCs w:val="24"/>
-          <w:lang w:val="en-US"/>
-        </w:rPr>
-        <w:t>Gi</w:t>
-      </w:r>
-      <w:r>
-        <w:rPr>
-          <w:rFonts w:ascii="Times New Roman" w:hAnsi="Times New Roman" w:cs="Times New Roman"/>
-          <w:color w:val="auto"/>
-          <w:sz w:val="24"/>
-          <w:szCs w:val="24"/>
-        </w:rPr>
-        <w:t>1/0/1.10</w:t>
-      </w:r>
-    </w:p>
-    <w:p>
-      <w:pPr>
-        <w:rPr>
-          <w:rFonts w:ascii="Times New Roman" w:hAnsi="Times New Roman" w:cs="Times New Roman"/>
-          <w:b/>
-          <w:bCs/>
-          <w:sz w:val="28"/>
-          <w:szCs w:val="28"/>
-        </w:rPr>
-      </w:pPr>
-      <w:r>
-        <w:rPr>
-          <w:rFonts w:ascii="Times New Roman" w:hAnsi="Times New Roman" w:cs="Times New Roman"/>
-          <w:b/>
-          <w:bCs/>
-          <w:sz w:val="28"/>
-          <w:szCs w:val="28"/>
-        </w:rPr>
-        <w:br w:type="page"/>
-      </w:r>
-    </w:p>
-    <w:p>
-      <w:pPr>
-        <w:rPr>
-          <w:rFonts w:ascii="Times New Roman" w:hAnsi="Times New Roman" w:cs="Times New Roman"/>
-          <w:sz w:val="28"/>
-          <w:szCs w:val="28"/>
-        </w:rPr>
-      </w:pPr>
-      <w:r>
-        <w:rPr>
-          <w:rFonts w:ascii="Times New Roman" w:hAnsi="Times New Roman" w:cs="Times New Roman"/>
-          <w:b/>
-          <w:bCs/>
-          <w:sz w:val="28"/>
-          <w:szCs w:val="28"/>
-        </w:rPr>
-        <w:lastRenderedPageBreak/>
-        <w:t>Шаг 5:</w:t>
-      </w:r>
-      <w:r>
-        <w:rPr>
-          <w:rFonts w:ascii="Times New Roman" w:hAnsi="Times New Roman" w:cs="Times New Roman"/>
-          <w:b/>
-          <w:bCs/>
-          <w:sz w:val="28"/>
-          <w:szCs w:val="28"/>
-        </w:rPr>
-        <w:t xml:space="preserve"> </w:t>
-      </w:r>
-      <w:r>
-        <w:rPr>
-          <w:rFonts w:ascii="Times New Roman" w:hAnsi="Times New Roman" w:cs="Times New Roman"/>
-          <w:sz w:val="28"/>
-          <w:szCs w:val="28"/>
-        </w:rPr>
-        <w:t xml:space="preserve">На маршрутизаторе создадим </w:t>
-      </w:r>
-      <w:r>
-        <w:rPr>
-          <w:rFonts w:ascii="Times New Roman" w:hAnsi="Times New Roman" w:cs="Times New Roman"/>
-          <w:sz w:val="28"/>
-          <w:szCs w:val="28"/>
-          <w:lang w:val="en-US"/>
-        </w:rPr>
-        <w:t>Sub</w:t>
-      </w:r>
-      <w:r>
-        <w:rPr>
-          <w:rFonts w:ascii="Times New Roman" w:hAnsi="Times New Roman" w:cs="Times New Roman"/>
-          <w:sz w:val="28"/>
-          <w:szCs w:val="28"/>
-        </w:rPr>
-        <w:t xml:space="preserve"> </w:t>
-      </w:r>
-      <w:r>
-        <w:rPr>
-          <w:rFonts w:ascii="Times New Roman" w:hAnsi="Times New Roman" w:cs="Times New Roman"/>
-          <w:sz w:val="28"/>
-          <w:szCs w:val="28"/>
-        </w:rPr>
-        <w:t xml:space="preserve">– интерфейс </w:t>
-      </w:r>
-      <w:r>
-        <w:rPr>
-          <w:rFonts w:ascii="Times New Roman" w:hAnsi="Times New Roman" w:cs="Times New Roman"/>
-          <w:sz w:val="28"/>
-          <w:szCs w:val="28"/>
-          <w:lang w:val="en-US"/>
-        </w:rPr>
-        <w:t>Gi</w:t>
-      </w:r>
-      <w:r>
-        <w:rPr>
-          <w:rFonts w:ascii="Times New Roman" w:hAnsi="Times New Roman" w:cs="Times New Roman"/>
-          <w:sz w:val="28"/>
-          <w:szCs w:val="28"/>
-        </w:rPr>
-        <w:t xml:space="preserve">1/0/1.20 </w:t>
-      </w:r>
-      <w:r>
-        <w:rPr>
-          <w:rFonts w:ascii="Times New Roman" w:hAnsi="Times New Roman" w:cs="Times New Roman"/>
-          <w:sz w:val="28"/>
-          <w:szCs w:val="28"/>
-        </w:rPr>
-        <w:t>и присвоим адрес 172.16.20.1/24</w:t>
-      </w:r>
-    </w:p>
-    <w:p>
-      <w:pPr>
-        <w:rPr>
-          <w:rFonts w:ascii="Times New Roman" w:hAnsi="Times New Roman" w:cs="Times New Roman"/>
-          <w:sz w:val="28"/>
-          <w:szCs w:val="28"/>
-          <w:lang w:val="en-US"/>
-        </w:rPr>
-      </w:pPr>
-      <w:r>
-        <w:rPr>
-          <w:rFonts w:ascii="Times New Roman" w:hAnsi="Times New Roman" w:cs="Times New Roman"/>
-          <w:sz w:val="28"/>
-          <w:szCs w:val="28"/>
-          <w:lang w:val="en-US"/>
-        </w:rPr>
-        <w:drawing>
-          <wp:inline distT="0" distB="0" distL="0" distR="0" wp14:anchorId="24011C9C" wp14:editId="59B34A7D">
-            <wp:extent cx="6480175" cy="5586095"/>
-            <wp:effectExtent l="0" t="0" r="0" b="0"/>
-            <wp:docPr id="58" name="Рисунок 58"/>
-            <wp:cNvGraphicFramePr>
-              <a:graphicFrameLocks xmlns:a="http://schemas.openxmlformats.org/drawingml/2006/main" noChangeAspect="1"/>
-            </wp:cNvGraphicFramePr>
-            <a:graphic xmlns:a="http://schemas.openxmlformats.org/drawingml/2006/main">
-              <a:graphicData uri="http://schemas.openxmlformats.org/drawingml/2006/picture">
-                <pic:pic xmlns:pic="http://schemas.openxmlformats.org/drawingml/2006/picture">
-                  <pic:nvPicPr>
-                    <pic:cNvPr id="1" name=""/>
-                    <pic:cNvPicPr/>
-                  </pic:nvPicPr>
-                  <pic:blipFill>
-                    <a:blip r:embed="rId21"/>
-                    <a:stretch>
-                      <a:fillRect/>
-                    </a:stretch>
-                  </pic:blipFill>
-                  <pic:spPr>
-                    <a:xfrm>
-                      <a:off x="0" y="0"/>
-                      <a:ext cx="6480175" cy="5586095"/>
-                    </a:xfrm>
-                    <a:prstGeom prst="rect">
-                      <a:avLst/>
-                    </a:prstGeom>
-                  </pic:spPr>
-                </pic:pic>
-              </a:graphicData>
-            </a:graphic>
-          </wp:inline>
-        </w:drawing>
-      </w:r>
-    </w:p>
-    <w:p>
-      <w:pPr>
-        <w:pStyle w:val="a4"/>
-        <w:jc w:val="center"/>
-        <w:rPr>
-          <w:rFonts w:ascii="Times New Roman" w:hAnsi="Times New Roman" w:cs="Times New Roman"/>
-          <w:color w:val="auto"/>
-          <w:sz w:val="24"/>
-          <w:szCs w:val="24"/>
-        </w:rPr>
-      </w:pPr>
-      <w:r>
-        <w:rPr>
-          <w:rFonts w:ascii="Times New Roman" w:hAnsi="Times New Roman" w:cs="Times New Roman"/>
-          <w:color w:val="auto"/>
-          <w:sz w:val="24"/>
-          <w:szCs w:val="24"/>
-        </w:rPr>
-        <w:t xml:space="preserve">Рисунок </w:t>
-      </w:r>
-      <w:r>
-        <w:rPr>
-          <w:rFonts w:ascii="Times New Roman" w:hAnsi="Times New Roman" w:cs="Times New Roman"/>
-          <w:color w:val="auto"/>
-          <w:sz w:val="24"/>
-          <w:szCs w:val="24"/>
-        </w:rPr>
-        <w:t>6</w:t>
-      </w:r>
-      <w:r>
-        <w:rPr>
-          <w:rFonts w:ascii="Times New Roman" w:hAnsi="Times New Roman" w:cs="Times New Roman"/>
-          <w:color w:val="auto"/>
-          <w:sz w:val="24"/>
-          <w:szCs w:val="24"/>
-        </w:rPr>
-        <w:t xml:space="preserve"> </w:t>
-      </w:r>
-      <w:r>
-        <w:rPr>
-          <w:rFonts w:ascii="Times New Roman" w:hAnsi="Times New Roman" w:cs="Times New Roman"/>
-          <w:color w:val="auto"/>
-          <w:sz w:val="24"/>
-          <w:szCs w:val="24"/>
-        </w:rPr>
-        <w:t>–</w:t>
-      </w:r>
-      <w:r>
-        <w:rPr>
-          <w:rFonts w:ascii="Times New Roman" w:hAnsi="Times New Roman" w:cs="Times New Roman"/>
-          <w:color w:val="auto"/>
-          <w:sz w:val="24"/>
-          <w:szCs w:val="24"/>
-        </w:rPr>
-        <w:t xml:space="preserve"> </w:t>
-      </w:r>
-      <w:r>
-        <w:rPr>
-          <w:rFonts w:ascii="Times New Roman" w:hAnsi="Times New Roman" w:cs="Times New Roman"/>
-          <w:color w:val="auto"/>
-          <w:sz w:val="24"/>
-          <w:szCs w:val="24"/>
-        </w:rPr>
-        <w:t xml:space="preserve">Настройка </w:t>
-      </w:r>
-      <w:r>
-        <w:rPr>
-          <w:rFonts w:ascii="Times New Roman" w:hAnsi="Times New Roman" w:cs="Times New Roman"/>
-          <w:color w:val="auto"/>
-          <w:sz w:val="24"/>
-          <w:szCs w:val="24"/>
-          <w:lang w:val="en-US"/>
-        </w:rPr>
-        <w:t>Sub</w:t>
-      </w:r>
-      <w:r>
-        <w:rPr>
-          <w:rFonts w:ascii="Times New Roman" w:hAnsi="Times New Roman" w:cs="Times New Roman"/>
-          <w:color w:val="auto"/>
-          <w:sz w:val="24"/>
-          <w:szCs w:val="24"/>
-        </w:rPr>
-        <w:t xml:space="preserve"> </w:t>
-      </w:r>
-      <w:r>
-        <w:rPr>
-          <w:rFonts w:ascii="Times New Roman" w:hAnsi="Times New Roman" w:cs="Times New Roman"/>
-          <w:color w:val="auto"/>
-          <w:sz w:val="24"/>
-          <w:szCs w:val="24"/>
-        </w:rPr>
-        <w:t xml:space="preserve">интерфейса </w:t>
-      </w:r>
-      <w:r>
-        <w:rPr>
-          <w:rFonts w:ascii="Times New Roman" w:hAnsi="Times New Roman" w:cs="Times New Roman"/>
-          <w:color w:val="auto"/>
-          <w:sz w:val="24"/>
-          <w:szCs w:val="24"/>
-          <w:lang w:val="en-US"/>
-        </w:rPr>
-        <w:t>Gi</w:t>
-      </w:r>
-      <w:r>
-        <w:rPr>
-          <w:rFonts w:ascii="Times New Roman" w:hAnsi="Times New Roman" w:cs="Times New Roman"/>
-          <w:color w:val="auto"/>
-          <w:sz w:val="24"/>
-          <w:szCs w:val="24"/>
-        </w:rPr>
-        <w:t>1/0/1.20</w:t>
-      </w:r>
-    </w:p>
-    <w:p>
-      <w:r>
-        <w:rPr>
-          <w:rFonts w:ascii="Times New Roman" w:hAnsi="Times New Roman" w:cs="Times New Roman"/>
-          <w:b/>
-          <w:bCs/>
-          <w:sz w:val="28"/>
-          <w:szCs w:val="28"/>
-        </w:rPr>
-        <w:t>Шаг 6:</w:t>
-      </w:r>
-      <w:r>
-        <w:rPr>
-          <w:rFonts w:ascii="Times New Roman" w:hAnsi="Times New Roman" w:cs="Times New Roman"/>
-          <w:b/>
-          <w:bCs/>
-          <w:sz w:val="28"/>
-          <w:szCs w:val="28"/>
-        </w:rPr>
-        <w:t xml:space="preserve"> </w:t>
-      </w:r>
-      <w:r>
-        <w:rPr>
-          <w:rFonts w:ascii="Times New Roman" w:hAnsi="Times New Roman" w:cs="Times New Roman"/>
-          <w:sz w:val="28"/>
-          <w:szCs w:val="28"/>
-        </w:rPr>
-        <w:t>Компьютерам VPC1 и VPC2, назначить адреса из сети 192.168.10.0/24.</w:t>
-      </w:r>
-      <w:r>
-        <w:rPr>
-          <w:rFonts w:ascii="Times New Roman" w:hAnsi="Times New Roman" w:cs="Times New Roman"/>
-          <w:sz w:val="28"/>
-          <w:szCs w:val="28"/>
-        </w:rPr>
-        <w:t xml:space="preserve"> </w:t>
-      </w:r>
-      <w:r>
-        <w:rPr>
-          <w:rFonts w:ascii="Times New Roman" w:hAnsi="Times New Roman" w:cs="Times New Roman"/>
-          <w:sz w:val="28"/>
-          <w:szCs w:val="28"/>
-        </w:rPr>
-        <w:t>Компьютерам VPC3 и VPC4, назначить адреса из сети 172.16.20.0/24.</w:t>
-      </w:r>
-      <w:r>
-        <w:rPr>
-          <w:noProof/>
-        </w:rPr>
-        <w:t xml:space="preserve"> </w:t>
-      </w:r>
-      <w:r>
-        <w:rPr>
-          <w:rFonts w:ascii="Times New Roman" w:hAnsi="Times New Roman" w:cs="Times New Roman"/>
-          <w:sz w:val="28"/>
-          <w:szCs w:val="28"/>
-        </w:rPr>
-        <w:drawing>
-          <wp:inline distT="0" distB="0" distL="0" distR="0" wp14:anchorId="4E3D71A1" wp14:editId="263D0DA0">
-            <wp:extent cx="6480175" cy="1242060"/>
-            <wp:effectExtent l="0" t="0" r="0" b="0"/>
-            <wp:docPr id="59" name="Рисунок 59"/>
-            <wp:cNvGraphicFramePr>
-              <a:graphicFrameLocks xmlns:a="http://schemas.openxmlformats.org/drawingml/2006/main" noChangeAspect="1"/>
-            </wp:cNvGraphicFramePr>
-            <a:graphic xmlns:a="http://schemas.openxmlformats.org/drawingml/2006/main">
-              <a:graphicData uri="http://schemas.openxmlformats.org/drawingml/2006/picture">
-                <pic:pic xmlns:pic="http://schemas.openxmlformats.org/drawingml/2006/picture">
-                  <pic:nvPicPr>
-                    <pic:cNvPr id="1" name=""/>
-                    <pic:cNvPicPr/>
-                  </pic:nvPicPr>
-                  <pic:blipFill>
-                    <a:blip r:embed="rId22"/>
-                    <a:stretch>
-                      <a:fillRect/>
-                    </a:stretch>
-                  </pic:blipFill>
-                  <pic:spPr>
-                    <a:xfrm>
-                      <a:off x="0" y="0"/>
-                      <a:ext cx="6480175" cy="1242060"/>
-                    </a:xfrm>
-                    <a:prstGeom prst="rect">
-                      <a:avLst/>
-                    </a:prstGeom>
-                  </pic:spPr>
-                </pic:pic>
-              </a:graphicData>
-            </a:graphic>
-          </wp:inline>
-        </w:drawing>
-      </w:r>
-    </w:p>
-    <w:p>
-      <w:pPr>
-        <w:pStyle w:val="a4"/>
-        <w:jc w:val="center"/>
-        <w:rPr>
-          <w:rFonts w:ascii="Times New Roman" w:hAnsi="Times New Roman" w:cs="Times New Roman"/>
-          <w:b/>
-          <w:bCs/>
-          <w:color w:val="auto"/>
-          <w:sz w:val="40"/>
-          <w:szCs w:val="40"/>
-        </w:rPr>
-      </w:pPr>
-      <w:r>
-        <w:rPr>
-          <w:rFonts w:ascii="Times New Roman" w:hAnsi="Times New Roman" w:cs="Times New Roman"/>
-          <w:color w:val="auto"/>
-          <w:sz w:val="24"/>
-          <w:szCs w:val="24"/>
-        </w:rPr>
-        <w:t xml:space="preserve">Рисунок </w:t>
-      </w:r>
-      <w:r>
-        <w:rPr>
-          <w:rFonts w:ascii="Times New Roman" w:hAnsi="Times New Roman" w:cs="Times New Roman"/>
-          <w:color w:val="auto"/>
-          <w:sz w:val="24"/>
-          <w:szCs w:val="24"/>
-        </w:rPr>
-        <w:t>7</w:t>
-      </w:r>
-      <w:r>
-        <w:rPr>
-          <w:rFonts w:ascii="Times New Roman" w:hAnsi="Times New Roman" w:cs="Times New Roman"/>
-          <w:color w:val="auto"/>
-          <w:sz w:val="24"/>
-          <w:szCs w:val="24"/>
-        </w:rPr>
-        <w:t xml:space="preserve"> - </w:t>
-      </w:r>
-      <w:r>
-        <w:rPr>
-          <w:rFonts w:ascii="Times New Roman" w:hAnsi="Times New Roman" w:cs="Times New Roman"/>
-          <w:color w:val="auto"/>
-          <w:sz w:val="24"/>
-          <w:szCs w:val="24"/>
-        </w:rPr>
-        <w:t xml:space="preserve">настройка </w:t>
-      </w:r>
-      <w:r>
-        <w:rPr>
-          <w:rFonts w:ascii="Times New Roman" w:hAnsi="Times New Roman" w:cs="Times New Roman"/>
-          <w:color w:val="auto"/>
-          <w:sz w:val="24"/>
-          <w:szCs w:val="24"/>
-          <w:lang w:val="en-US"/>
-        </w:rPr>
-        <w:t>IP</w:t>
-      </w:r>
-      <w:r>
-        <w:rPr>
-          <w:rFonts w:ascii="Times New Roman" w:hAnsi="Times New Roman" w:cs="Times New Roman"/>
-          <w:color w:val="auto"/>
-          <w:sz w:val="24"/>
-          <w:szCs w:val="24"/>
-        </w:rPr>
-        <w:t xml:space="preserve"> </w:t>
-      </w:r>
-      <w:r>
-        <w:rPr>
-          <w:rFonts w:ascii="Times New Roman" w:hAnsi="Times New Roman" w:cs="Times New Roman"/>
-          <w:color w:val="auto"/>
-          <w:sz w:val="24"/>
-          <w:szCs w:val="24"/>
-        </w:rPr>
-        <w:t xml:space="preserve">адреса на </w:t>
-      </w:r>
-      <w:r>
-        <w:rPr>
-          <w:rFonts w:ascii="Times New Roman" w:hAnsi="Times New Roman" w:cs="Times New Roman"/>
-          <w:color w:val="auto"/>
-          <w:sz w:val="24"/>
-          <w:szCs w:val="24"/>
-          <w:lang w:val="en-US"/>
-        </w:rPr>
-        <w:t>VPC</w:t>
-      </w:r>
-      <w:r>
-        <w:rPr>
-          <w:rFonts w:ascii="Times New Roman" w:hAnsi="Times New Roman" w:cs="Times New Roman"/>
-          <w:color w:val="auto"/>
-          <w:sz w:val="24"/>
-          <w:szCs w:val="24"/>
-        </w:rPr>
-        <w:t>1</w:t>
-      </w:r>
-    </w:p>
-    <w:p>
-      <w:pPr>
-        <w:keepNext/>
-      </w:pPr>
-      <w:r>
-        <w:drawing>
-          <wp:inline distT="0" distB="0" distL="0" distR="0" wp14:anchorId="0F406854" wp14:editId="34EF10A5">
-            <wp:extent cx="6480175" cy="1042035"/>
-            <wp:effectExtent l="0" t="0" r="0" b="5715"/>
-            <wp:docPr id="60" name="Рисунок 60"/>
-            <wp:cNvGraphicFramePr>
-              <a:graphicFrameLocks xmlns:a="http://schemas.openxmlformats.org/drawingml/2006/main" noChangeAspect="1"/>
-            </wp:cNvGraphicFramePr>
-            <a:graphic xmlns:a="http://schemas.openxmlformats.org/drawingml/2006/main">
-              <a:graphicData uri="http://schemas.openxmlformats.org/drawingml/2006/picture">
-                <pic:pic xmlns:pic="http://schemas.openxmlformats.org/drawingml/2006/picture">
-                  <pic:nvPicPr>
-                    <pic:cNvPr id="1" name=""/>
-                    <pic:cNvPicPr/>
-                  </pic:nvPicPr>
-                  <pic:blipFill>
-                    <a:blip r:embed="rId23"/>
-                    <a:stretch>
-                      <a:fillRect/>
-                    </a:stretch>
-                  </pic:blipFill>
-                  <pic:spPr>
-                    <a:xfrm>
-                      <a:off x="0" y="0"/>
-                      <a:ext cx="6480175" cy="1042035"/>
-                    </a:xfrm>
-                    <a:prstGeom prst="rect">
-                      <a:avLst/>
-                    </a:prstGeom>
-                  </pic:spPr>
-                </pic:pic>
-              </a:graphicData>
-            </a:graphic>
-          </wp:inline>
-        </w:drawing>
-      </w:r>
-    </w:p>
-    <w:p>
-      <w:pPr>
-        <w:pStyle w:val="a4"/>
-        <w:jc w:val="center"/>
-        <w:rPr>
-          <w:rFonts w:ascii="Times New Roman" w:hAnsi="Times New Roman" w:cs="Times New Roman"/>
-          <w:b/>
-          <w:bCs/>
-          <w:color w:val="auto"/>
-          <w:sz w:val="40"/>
-          <w:szCs w:val="40"/>
-        </w:rPr>
-      </w:pPr>
-      <w:r>
-        <w:rPr>
-          <w:rFonts w:ascii="Times New Roman" w:hAnsi="Times New Roman" w:cs="Times New Roman"/>
-          <w:color w:val="auto"/>
-          <w:sz w:val="24"/>
-          <w:szCs w:val="24"/>
-        </w:rPr>
-        <w:t xml:space="preserve">Рисунок </w:t>
-      </w:r>
-      <w:r>
-        <w:rPr>
-          <w:rFonts w:ascii="Times New Roman" w:hAnsi="Times New Roman" w:cs="Times New Roman"/>
-          <w:color w:val="auto"/>
-          <w:sz w:val="24"/>
-          <w:szCs w:val="24"/>
-        </w:rPr>
-        <w:t>8</w:t>
-      </w:r>
-      <w:r>
-        <w:rPr>
-          <w:rFonts w:ascii="Times New Roman" w:hAnsi="Times New Roman" w:cs="Times New Roman"/>
-          <w:color w:val="auto"/>
-          <w:sz w:val="24"/>
-          <w:szCs w:val="24"/>
-        </w:rPr>
-        <w:t xml:space="preserve"> - </w:t>
-      </w:r>
-      <w:r>
-        <w:rPr>
-          <w:rFonts w:ascii="Times New Roman" w:hAnsi="Times New Roman" w:cs="Times New Roman"/>
-          <w:color w:val="auto"/>
-          <w:sz w:val="24"/>
-          <w:szCs w:val="24"/>
-        </w:rPr>
-        <w:t xml:space="preserve">настройка </w:t>
-      </w:r>
-      <w:r>
-        <w:rPr>
-          <w:rFonts w:ascii="Times New Roman" w:hAnsi="Times New Roman" w:cs="Times New Roman"/>
-          <w:color w:val="auto"/>
-          <w:sz w:val="24"/>
-          <w:szCs w:val="24"/>
-          <w:lang w:val="en-US"/>
-        </w:rPr>
-        <w:t>IP</w:t>
-      </w:r>
-      <w:r>
-        <w:rPr>
-          <w:rFonts w:ascii="Times New Roman" w:hAnsi="Times New Roman" w:cs="Times New Roman"/>
-          <w:color w:val="auto"/>
-          <w:sz w:val="24"/>
-          <w:szCs w:val="24"/>
-        </w:rPr>
-        <w:t xml:space="preserve"> </w:t>
-      </w:r>
-      <w:r>
-        <w:rPr>
-          <w:rFonts w:ascii="Times New Roman" w:hAnsi="Times New Roman" w:cs="Times New Roman"/>
-          <w:color w:val="auto"/>
-          <w:sz w:val="24"/>
-          <w:szCs w:val="24"/>
-        </w:rPr>
-        <w:t xml:space="preserve">адреса на </w:t>
-      </w:r>
-      <w:r>
-        <w:rPr>
-          <w:rFonts w:ascii="Times New Roman" w:hAnsi="Times New Roman" w:cs="Times New Roman"/>
-          <w:color w:val="auto"/>
-          <w:sz w:val="24"/>
-          <w:szCs w:val="24"/>
-          <w:lang w:val="en-US"/>
-        </w:rPr>
-        <w:t>VPC</w:t>
-      </w:r>
-      <w:r>
-        <w:rPr>
-          <w:rFonts w:ascii="Times New Roman" w:hAnsi="Times New Roman" w:cs="Times New Roman"/>
-          <w:color w:val="auto"/>
-          <w:sz w:val="24"/>
-          <w:szCs w:val="24"/>
-        </w:rPr>
-        <w:t>2</w:t>
-      </w:r>
-    </w:p>
-    <w:p>
-      <w:pPr>
-        <w:keepNext/>
-      </w:pPr>
-      <w:r>
-        <w:lastRenderedPageBreak/>
-        <w:drawing>
-          <wp:inline distT="0" distB="0" distL="0" distR="0" wp14:anchorId="525E5146" wp14:editId="0760C146">
-            <wp:extent cx="6480175" cy="1106805"/>
-            <wp:effectExtent l="0" t="0" r="0" b="0"/>
-            <wp:docPr id="61" name="Рисунок 61"/>
-            <wp:cNvGraphicFramePr>
-              <a:graphicFrameLocks xmlns:a="http://schemas.openxmlformats.org/drawingml/2006/main" noChangeAspect="1"/>
-            </wp:cNvGraphicFramePr>
-            <a:graphic xmlns:a="http://schemas.openxmlformats.org/drawingml/2006/main">
-              <a:graphicData uri="http://schemas.openxmlformats.org/drawingml/2006/picture">
-                <pic:pic xmlns:pic="http://schemas.openxmlformats.org/drawingml/2006/picture">
-                  <pic:nvPicPr>
-                    <pic:cNvPr id="1" name=""/>
-                    <pic:cNvPicPr/>
-                  </pic:nvPicPr>
-                  <pic:blipFill>
-                    <a:blip r:embed="rId24"/>
-                    <a:stretch>
-                      <a:fillRect/>
-                    </a:stretch>
-                  </pic:blipFill>
-                  <pic:spPr>
-                    <a:xfrm>
-                      <a:off x="0" y="0"/>
-                      <a:ext cx="6480175" cy="1106805"/>
-                    </a:xfrm>
-                    <a:prstGeom prst="rect">
-                      <a:avLst/>
-                    </a:prstGeom>
-                  </pic:spPr>
-                </pic:pic>
-              </a:graphicData>
-            </a:graphic>
-          </wp:inline>
-        </w:drawing>
-      </w:r>
-    </w:p>
-    <w:p>
-      <w:pPr>
-        <w:pStyle w:val="a4"/>
-        <w:jc w:val="center"/>
-        <w:rPr>
-          <w:rFonts w:ascii="Times New Roman" w:hAnsi="Times New Roman" w:cs="Times New Roman"/>
-          <w:color w:val="auto"/>
-          <w:sz w:val="24"/>
-          <w:szCs w:val="24"/>
-        </w:rPr>
-      </w:pPr>
-      <w:r>
-        <w:rPr>
-          <w:rFonts w:ascii="Times New Roman" w:hAnsi="Times New Roman" w:cs="Times New Roman"/>
-          <w:color w:val="auto"/>
-          <w:sz w:val="24"/>
-          <w:szCs w:val="24"/>
-        </w:rPr>
-        <w:t xml:space="preserve">Рисунок </w:t>
-      </w:r>
-      <w:r>
-        <w:rPr>
-          <w:rFonts w:ascii="Times New Roman" w:hAnsi="Times New Roman" w:cs="Times New Roman"/>
-          <w:color w:val="auto"/>
-          <w:sz w:val="24"/>
-          <w:szCs w:val="24"/>
-        </w:rPr>
-        <w:t>9</w:t>
-      </w:r>
-      <w:r>
-        <w:rPr>
-          <w:rFonts w:ascii="Times New Roman" w:hAnsi="Times New Roman" w:cs="Times New Roman"/>
-          <w:color w:val="auto"/>
-          <w:sz w:val="24"/>
-          <w:szCs w:val="24"/>
-        </w:rPr>
-        <w:t xml:space="preserve"> - </w:t>
-      </w:r>
-      <w:r>
-        <w:rPr>
-          <w:rFonts w:ascii="Times New Roman" w:hAnsi="Times New Roman" w:cs="Times New Roman"/>
-          <w:color w:val="auto"/>
-          <w:sz w:val="24"/>
-          <w:szCs w:val="24"/>
-        </w:rPr>
-        <w:t xml:space="preserve">настройка </w:t>
-      </w:r>
-      <w:r>
-        <w:rPr>
-          <w:rFonts w:ascii="Times New Roman" w:hAnsi="Times New Roman" w:cs="Times New Roman"/>
-          <w:color w:val="auto"/>
-          <w:sz w:val="24"/>
-          <w:szCs w:val="24"/>
-          <w:lang w:val="en-US"/>
-        </w:rPr>
-        <w:t>IP</w:t>
-      </w:r>
-      <w:r>
-        <w:rPr>
-          <w:rFonts w:ascii="Times New Roman" w:hAnsi="Times New Roman" w:cs="Times New Roman"/>
-          <w:color w:val="auto"/>
-          <w:sz w:val="24"/>
-          <w:szCs w:val="24"/>
-        </w:rPr>
-        <w:t xml:space="preserve"> </w:t>
-      </w:r>
-      <w:r>
-        <w:rPr>
-          <w:rFonts w:ascii="Times New Roman" w:hAnsi="Times New Roman" w:cs="Times New Roman"/>
-          <w:color w:val="auto"/>
-          <w:sz w:val="24"/>
-          <w:szCs w:val="24"/>
-        </w:rPr>
-        <w:t xml:space="preserve">адреса на </w:t>
-      </w:r>
-      <w:r>
-        <w:rPr>
-          <w:rFonts w:ascii="Times New Roman" w:hAnsi="Times New Roman" w:cs="Times New Roman"/>
-          <w:color w:val="auto"/>
-          <w:sz w:val="24"/>
-          <w:szCs w:val="24"/>
-          <w:lang w:val="en-US"/>
-        </w:rPr>
-        <w:t>VPC</w:t>
-      </w:r>
-      <w:r>
-        <w:rPr>
-          <w:rFonts w:ascii="Times New Roman" w:hAnsi="Times New Roman" w:cs="Times New Roman"/>
-          <w:color w:val="auto"/>
-          <w:sz w:val="24"/>
-          <w:szCs w:val="24"/>
-        </w:rPr>
-        <w:t>3</w:t>
-      </w:r>
-    </w:p>
-    <w:p>
-      <w:r>
-        <w:drawing>
-          <wp:inline distT="0" distB="0" distL="0" distR="0" wp14:anchorId="25E361EA" wp14:editId="1F300C6D">
-            <wp:extent cx="6480175" cy="998855"/>
-            <wp:effectExtent l="0" t="0" r="0" b="0"/>
-            <wp:docPr id="62" name="Рисунок 62"/>
-            <wp:cNvGraphicFramePr>
-              <a:graphicFrameLocks xmlns:a="http://schemas.openxmlformats.org/drawingml/2006/main" noChangeAspect="1"/>
-            </wp:cNvGraphicFramePr>
-            <a:graphic xmlns:a="http://schemas.openxmlformats.org/drawingml/2006/main">
-              <a:graphicData uri="http://schemas.openxmlformats.org/drawingml/2006/picture">
-                <pic:pic xmlns:pic="http://schemas.openxmlformats.org/drawingml/2006/picture">
-                  <pic:nvPicPr>
-                    <pic:cNvPr id="1" name=""/>
-                    <pic:cNvPicPr/>
-                  </pic:nvPicPr>
-                  <pic:blipFill>
-                    <a:blip r:embed="rId25"/>
-                    <a:stretch>
-                      <a:fillRect/>
-                    </a:stretch>
-                  </pic:blipFill>
-                  <pic:spPr>
-                    <a:xfrm>
-                      <a:off x="0" y="0"/>
-                      <a:ext cx="6480175" cy="998855"/>
-                    </a:xfrm>
-                    <a:prstGeom prst="rect">
-                      <a:avLst/>
-                    </a:prstGeom>
-                  </pic:spPr>
-                </pic:pic>
-              </a:graphicData>
-            </a:graphic>
-          </wp:inline>
-        </w:drawing>
-      </w:r>
-    </w:p>
-    <w:p>
-      <w:pPr>
-        <w:pStyle w:val="a4"/>
-        <w:jc w:val="center"/>
-        <w:rPr>
-          <w:rFonts w:ascii="Times New Roman" w:hAnsi="Times New Roman" w:cs="Times New Roman"/>
-          <w:color w:val="auto"/>
-          <w:sz w:val="24"/>
-          <w:szCs w:val="24"/>
-        </w:rPr>
-      </w:pPr>
-      <w:r>
-        <w:rPr>
-          <w:rFonts w:ascii="Times New Roman" w:hAnsi="Times New Roman" w:cs="Times New Roman"/>
-          <w:color w:val="auto"/>
-          <w:sz w:val="24"/>
-          <w:szCs w:val="24"/>
-        </w:rPr>
-        <w:t xml:space="preserve">Рисунок </w:t>
-      </w:r>
-      <w:r>
-        <w:rPr>
-          <w:rFonts w:ascii="Times New Roman" w:hAnsi="Times New Roman" w:cs="Times New Roman"/>
-          <w:color w:val="auto"/>
-          <w:sz w:val="24"/>
-          <w:szCs w:val="24"/>
-        </w:rPr>
-        <w:t>10</w:t>
-      </w:r>
-      <w:r>
-        <w:rPr>
-          <w:rFonts w:ascii="Times New Roman" w:hAnsi="Times New Roman" w:cs="Times New Roman"/>
-          <w:color w:val="auto"/>
-          <w:sz w:val="24"/>
-          <w:szCs w:val="24"/>
-        </w:rPr>
-        <w:t xml:space="preserve"> - </w:t>
-      </w:r>
-      <w:r>
-        <w:rPr>
-          <w:rFonts w:ascii="Times New Roman" w:hAnsi="Times New Roman" w:cs="Times New Roman"/>
-          <w:color w:val="auto"/>
-          <w:sz w:val="24"/>
-          <w:szCs w:val="24"/>
-        </w:rPr>
-        <w:t xml:space="preserve">настройка </w:t>
-      </w:r>
-      <w:r>
-        <w:rPr>
-          <w:rFonts w:ascii="Times New Roman" w:hAnsi="Times New Roman" w:cs="Times New Roman"/>
-          <w:color w:val="auto"/>
-          <w:sz w:val="24"/>
-          <w:szCs w:val="24"/>
-          <w:lang w:val="en-US"/>
-        </w:rPr>
-        <w:t>IP</w:t>
-      </w:r>
-      <w:r>
-        <w:rPr>
-          <w:rFonts w:ascii="Times New Roman" w:hAnsi="Times New Roman" w:cs="Times New Roman"/>
-          <w:color w:val="auto"/>
-          <w:sz w:val="24"/>
-          <w:szCs w:val="24"/>
-        </w:rPr>
-        <w:t xml:space="preserve"> </w:t>
-      </w:r>
-      <w:r>
-        <w:rPr>
-          <w:rFonts w:ascii="Times New Roman" w:hAnsi="Times New Roman" w:cs="Times New Roman"/>
-          <w:color w:val="auto"/>
-          <w:sz w:val="24"/>
-          <w:szCs w:val="24"/>
-        </w:rPr>
-        <w:t xml:space="preserve">адреса на </w:t>
-      </w:r>
-      <w:r>
-        <w:rPr>
-          <w:rFonts w:ascii="Times New Roman" w:hAnsi="Times New Roman" w:cs="Times New Roman"/>
-          <w:color w:val="auto"/>
-          <w:sz w:val="24"/>
-          <w:szCs w:val="24"/>
-          <w:lang w:val="en-US"/>
-        </w:rPr>
-        <w:t>VPC</w:t>
-      </w:r>
-      <w:r>
-        <w:rPr>
-          <w:rFonts w:ascii="Times New Roman" w:hAnsi="Times New Roman" w:cs="Times New Roman"/>
-          <w:color w:val="auto"/>
-          <w:sz w:val="24"/>
-          <w:szCs w:val="24"/>
-        </w:rPr>
-        <w:t>4</w:t>
-      </w:r>
-    </w:p>
-    <w:p>
-      <w:pPr>
-        <w:rPr>
-          <w:rFonts w:ascii="Times New Roman" w:hAnsi="Times New Roman" w:cs="Times New Roman"/>
-          <w:sz w:val="28"/>
-          <w:szCs w:val="28"/>
-        </w:rPr>
-      </w:pPr>
-      <w:r>
-        <w:rPr>
-          <w:rFonts w:ascii="Times New Roman" w:hAnsi="Times New Roman" w:cs="Times New Roman"/>
-          <w:b/>
-          <w:bCs/>
-          <w:sz w:val="28"/>
-          <w:szCs w:val="28"/>
-        </w:rPr>
-        <w:t xml:space="preserve">Шаг 6: </w:t>
-      </w:r>
-      <w:r>
-        <w:rPr>
-          <w:rFonts w:ascii="Times New Roman" w:hAnsi="Times New Roman" w:cs="Times New Roman"/>
-          <w:sz w:val="28"/>
-          <w:szCs w:val="28"/>
-        </w:rPr>
-        <w:t>Проверить сетевую связность устройств в сети и маршрутизация между сетями.</w:t>
-      </w:r>
-    </w:p>
-    <w:p>
-      <w:pPr>
-        <w:keepNext/>
-      </w:pPr>
-      <w:r>
-        <w:drawing>
-          <wp:inline distT="0" distB="0" distL="0" distR="0" wp14:anchorId="115970D7" wp14:editId="2F4AA745">
-            <wp:extent cx="6480175" cy="1515745"/>
-            <wp:effectExtent l="0" t="0" r="0" b="8255"/>
-            <wp:docPr id="63" name="Рисунок 63"/>
-            <wp:cNvGraphicFramePr>
-              <a:graphicFrameLocks xmlns:a="http://schemas.openxmlformats.org/drawingml/2006/main" noChangeAspect="1"/>
-            </wp:cNvGraphicFramePr>
-            <a:graphic xmlns:a="http://schemas.openxmlformats.org/drawingml/2006/main">
-              <a:graphicData uri="http://schemas.openxmlformats.org/drawingml/2006/picture">
-                <pic:pic xmlns:pic="http://schemas.openxmlformats.org/drawingml/2006/picture">
-                  <pic:nvPicPr>
-                    <pic:cNvPr id="1" name=""/>
-                    <pic:cNvPicPr/>
-                  </pic:nvPicPr>
-                  <pic:blipFill>
-                    <a:blip r:embed="rId26"/>
-                    <a:stretch>
-                      <a:fillRect/>
-                    </a:stretch>
-                  </pic:blipFill>
-                  <pic:spPr>
-                    <a:xfrm>
-                      <a:off x="0" y="0"/>
-                      <a:ext cx="6480175" cy="1515745"/>
-                    </a:xfrm>
-                    <a:prstGeom prst="rect">
-                      <a:avLst/>
-                    </a:prstGeom>
-                  </pic:spPr>
-                </pic:pic>
-              </a:graphicData>
-            </a:graphic>
-          </wp:inline>
-        </w:drawing>
-      </w:r>
-    </w:p>
-    <w:p>
-      <w:pPr>
-        <w:pStyle w:val="a4"/>
-        <w:jc w:val="center"/>
-        <w:rPr>
-          <w:rFonts w:ascii="Times New Roman" w:hAnsi="Times New Roman" w:cs="Times New Roman"/>
-          <w:color w:val="auto"/>
-          <w:sz w:val="24"/>
-          <w:szCs w:val="24"/>
-        </w:rPr>
-      </w:pPr>
-      <w:r>
-        <w:rPr>
-          <w:rFonts w:ascii="Times New Roman" w:hAnsi="Times New Roman" w:cs="Times New Roman"/>
-          <w:color w:val="auto"/>
-          <w:sz w:val="24"/>
-          <w:szCs w:val="24"/>
-        </w:rPr>
-        <w:t xml:space="preserve">Рисунок </w:t>
-      </w:r>
-      <w:r>
-        <w:rPr>
-          <w:rFonts w:ascii="Times New Roman" w:hAnsi="Times New Roman" w:cs="Times New Roman"/>
-          <w:color w:val="auto"/>
-          <w:sz w:val="24"/>
-          <w:szCs w:val="24"/>
-        </w:rPr>
-        <w:fldChar w:fldCharType="begin"/>
-      </w:r>
-      <w:r>
-        <w:rPr>
-          <w:rFonts w:ascii="Times New Roman" w:hAnsi="Times New Roman" w:cs="Times New Roman"/>
-          <w:color w:val="auto"/>
-          <w:sz w:val="24"/>
-          <w:szCs w:val="24"/>
-        </w:rPr>
-        <w:instrText xml:space="preserve"> SEQ Рисунок \* ARABIC </w:instrText>
-      </w:r>
-      <w:r>
-        <w:rPr>
-          <w:rFonts w:ascii="Times New Roman" w:hAnsi="Times New Roman" w:cs="Times New Roman"/>
-          <w:color w:val="auto"/>
-          <w:sz w:val="24"/>
-          <w:szCs w:val="24"/>
-        </w:rPr>
-        <w:fldChar w:fldCharType="separate"/>
-      </w:r>
-      <w:r>
-        <w:rPr>
-          <w:rFonts w:ascii="Times New Roman" w:hAnsi="Times New Roman" w:cs="Times New Roman"/>
-          <w:noProof/>
-          <w:color w:val="auto"/>
-          <w:sz w:val="24"/>
-          <w:szCs w:val="24"/>
-        </w:rPr>
-        <w:t>11</w:t>
-      </w:r>
-      <w:r>
-        <w:rPr>
-          <w:rFonts w:ascii="Times New Roman" w:hAnsi="Times New Roman" w:cs="Times New Roman"/>
-          <w:color w:val="auto"/>
-          <w:sz w:val="24"/>
-          <w:szCs w:val="24"/>
-        </w:rPr>
-        <w:fldChar w:fldCharType="end"/>
-      </w:r>
-      <w:r>
-        <w:rPr>
-          <w:rFonts w:ascii="Times New Roman" w:hAnsi="Times New Roman" w:cs="Times New Roman"/>
-          <w:color w:val="auto"/>
-          <w:sz w:val="24"/>
-          <w:szCs w:val="24"/>
-        </w:rPr>
-        <w:t xml:space="preserve"> </w:t>
-      </w:r>
-      <w:r>
-        <w:rPr>
-          <w:rFonts w:ascii="Times New Roman" w:hAnsi="Times New Roman" w:cs="Times New Roman"/>
-          <w:color w:val="auto"/>
-          <w:sz w:val="24"/>
-          <w:szCs w:val="24"/>
-        </w:rPr>
-        <w:t>–</w:t>
-      </w:r>
-      <w:r>
-        <w:rPr>
-          <w:rFonts w:ascii="Times New Roman" w:hAnsi="Times New Roman" w:cs="Times New Roman"/>
-          <w:color w:val="auto"/>
-          <w:sz w:val="24"/>
-          <w:szCs w:val="24"/>
-        </w:rPr>
-        <w:t xml:space="preserve"> </w:t>
-      </w:r>
-      <w:r>
-        <w:rPr>
-          <w:rFonts w:ascii="Times New Roman" w:hAnsi="Times New Roman" w:cs="Times New Roman"/>
-          <w:color w:val="auto"/>
-          <w:sz w:val="24"/>
-          <w:szCs w:val="24"/>
-        </w:rPr>
-        <w:t>Пример проверки</w:t>
-      </w:r>
-      <w:r>
-        <w:rPr>
-          <w:rFonts w:ascii="Times New Roman" w:hAnsi="Times New Roman" w:cs="Times New Roman"/>
-          <w:color w:val="auto"/>
-          <w:sz w:val="24"/>
-          <w:szCs w:val="24"/>
-        </w:rPr>
-        <w:t xml:space="preserve"> </w:t>
-      </w:r>
-      <w:r>
-        <w:rPr>
-          <w:rFonts w:ascii="Times New Roman" w:hAnsi="Times New Roman" w:cs="Times New Roman"/>
-          <w:color w:val="auto"/>
-          <w:sz w:val="24"/>
-          <w:szCs w:val="24"/>
-        </w:rPr>
-        <w:t xml:space="preserve">из всех успешных проверок </w:t>
       </w:r>
     </w:p>
     <w:p>
